--- a/毕业设计/毕业论文相关/毕业论文相关/封面.docx
+++ b/毕业设计/毕业论文相关/毕业论文相关/封面.docx
@@ -1,18 +1,18 @@
 
 <file path=word/document.xml><?xml version="1.0" encoding="utf-8"?>
-<w:document xmlns:wpc="http://schemas.microsoft.com/office/word/2010/wordprocessingCanvas" xmlns:mc="http://schemas.openxmlformats.org/markup-compatibility/2006" xmlns:o="urn:schemas-microsoft-com:office:office" xmlns:r="http://schemas.openxmlformats.org/officeDocument/2006/relationships" xmlns:m="http://schemas.openxmlformats.org/officeDocument/2006/math" xmlns:v="urn:schemas-microsoft-com:vml" xmlns:wp14="http://schemas.microsoft.com/office/word/2010/wordprocessingDrawing" xmlns:wp="http://schemas.openxmlformats.org/drawingml/2006/wordprocessingDrawing" xmlns:w="http://schemas.openxmlformats.org/wordprocessingml/2006/main" xmlns:w14="http://schemas.microsoft.com/office/word/2010/wordml" xmlns:w10="urn:schemas-microsoft-com:office:word" xmlns:w15="http://schemas.microsoft.com/office/word/2012/wordml" xmlns:wpg="http://schemas.microsoft.com/office/word/2010/wordprocessingGroup" xmlns:wpi="http://schemas.microsoft.com/office/word/2010/wordprocessingInk" xmlns:wne="http://schemas.microsoft.com/office/word/2006/wordml" xmlns:wps="http://schemas.microsoft.com/office/word/2010/wordprocessingShape" xmlns:wpsCustomData="http://www.wps.cn/officeDocument/2013/wpsCustomData" mc:Ignorable="w14 w15 wp14">
+<w:document xmlns:wpc="http://schemas.microsoft.com/office/word/2010/wordprocessingCanvas" xmlns:cx="http://schemas.microsoft.com/office/drawing/2014/chartex" xmlns:cx1="http://schemas.microsoft.com/office/drawing/2015/9/8/chartex" xmlns:cx2="http://schemas.microsoft.com/office/drawing/2015/10/21/chartex" xmlns:cx3="http://schemas.microsoft.com/office/drawing/2016/5/9/chartex" xmlns:cx4="http://schemas.microsoft.com/office/drawing/2016/5/10/chartex" xmlns:cx5="http://schemas.microsoft.com/office/drawing/2016/5/11/chartex" xmlns:cx6="http://schemas.microsoft.com/office/drawing/2016/5/12/chartex" xmlns:cx7="http://schemas.microsoft.com/office/drawing/2016/5/13/chartex" xmlns:cx8="http://schemas.microsoft.com/office/drawing/2016/5/14/chartex" xmlns:mc="http://schemas.openxmlformats.org/markup-compatibility/2006" xmlns:aink="http://schemas.microsoft.com/office/drawing/2016/ink" xmlns:am3d="http://schemas.microsoft.com/office/drawing/2017/model3d" xmlns:o="urn:schemas-microsoft-com:office:office" xmlns:oel="http://schemas.microsoft.com/office/2019/extlst" xmlns:r="http://schemas.openxmlformats.org/officeDocument/2006/relationships" xmlns:m="http://schemas.openxmlformats.org/officeDocument/2006/math" xmlns:v="urn:schemas-microsoft-com:vml" xmlns:wp14="http://schemas.microsoft.com/office/word/2010/wordprocessingDrawing" xmlns:wp="http://schemas.openxmlformats.org/drawingml/2006/wordprocessingDrawing" xmlns:w10="urn:schemas-microsoft-com:office:word" xmlns:w="http://schemas.openxmlformats.org/wordprocessingml/2006/main" xmlns:w14="http://schemas.microsoft.com/office/word/2010/wordml" xmlns:w15="http://schemas.microsoft.com/office/word/2012/wordml" xmlns:w16cex="http://schemas.microsoft.com/office/word/2018/wordml/cex" xmlns:w16cid="http://schemas.microsoft.com/office/word/2016/wordml/cid" xmlns:w16="http://schemas.microsoft.com/office/word/2018/wordml" xmlns:w16du="http://schemas.microsoft.com/office/word/2023/wordml/word16du" xmlns:w16sdtdh="http://schemas.microsoft.com/office/word/2020/wordml/sdtdatahash" xmlns:w16sdtfl="http://schemas.microsoft.com/office/word/2024/wordml/sdtformatlock" xmlns:w16se="http://schemas.microsoft.com/office/word/2015/wordml/symex" xmlns:wpg="http://schemas.microsoft.com/office/word/2010/wordprocessingGroup" xmlns:wpi="http://schemas.microsoft.com/office/word/2010/wordprocessingInk" xmlns:wne="http://schemas.microsoft.com/office/word/2006/wordml" xmlns:wps="http://schemas.microsoft.com/office/word/2010/wordprocessingShape" mc:Ignorable="w14 w15 w16se w16cid w16 w16cex w16sdtdh w16sdtfl w16du wp14">
   <w:body>
     <w:p>
       <w:pPr>
-        <w:ind w:right="839" w:firstLine="0" w:firstLineChars="0"/>
-        <w:rPr>
-          <w:rFonts w:hint="eastAsia" w:ascii="宋体" w:hAnsi="宋体"/>
+        <w:ind w:right="839"/>
+        <w:rPr>
+          <w:rFonts w:ascii="宋体" w:hAnsi="宋体" w:hint="eastAsia"/>
           <w:b/>
         </w:rPr>
       </w:pPr>
       <w:r>
         <w:rPr>
-          <w:rFonts w:hint="eastAsia" w:ascii="宋体" w:hAnsi="宋体"/>
+          <w:rFonts w:ascii="宋体" w:hAnsi="宋体" w:hint="eastAsia"/>
           <w:b/>
         </w:rPr>
         <w:t xml:space="preserve"> </w:t>
@@ -26,9 +26,8 @@
       </w:r>
       <w:r>
         <w:rPr>
-          <w:rFonts w:hint="eastAsia" w:ascii="宋体" w:hAnsi="宋体"/>
-          <w:b/>
-          <w:lang w:val="en-US" w:eastAsia="zh-CN"/>
+          <w:rFonts w:ascii="宋体" w:hAnsi="宋体" w:hint="eastAsia"/>
+          <w:b/>
         </w:rPr>
         <w:t xml:space="preserve">         </w:t>
       </w:r>
@@ -37,20 +36,26 @@
           <w:rFonts w:hint="eastAsia"/>
           <w:b/>
         </w:rPr>
-        <w:t xml:space="preserve">班 级  </w:t>
+        <w:t>班</w:t>
       </w:r>
       <w:r>
         <w:rPr>
           <w:rFonts w:hint="eastAsia"/>
           <w:b/>
-          <w:u w:val="single"/>
         </w:rPr>
         <w:t xml:space="preserve"> </w:t>
       </w:r>
       <w:r>
         <w:rPr>
-          <w:b/>
-          <w:u w:val="single"/>
+          <w:rFonts w:hint="eastAsia"/>
+          <w:b/>
+        </w:rPr>
+        <w:t>级</w:t>
+      </w:r>
+      <w:r>
+        <w:rPr>
+          <w:rFonts w:hint="eastAsia"/>
+          <w:b/>
         </w:rPr>
         <w:t xml:space="preserve">  </w:t>
       </w:r>
@@ -59,7 +64,21 @@
           <w:rFonts w:hint="eastAsia"/>
           <w:b/>
           <w:u w:val="single"/>
-          <w:lang w:val="en-US" w:eastAsia="zh-CN"/>
+        </w:rPr>
+        <w:t xml:space="preserve"> </w:t>
+      </w:r>
+      <w:r>
+        <w:rPr>
+          <w:b/>
+          <w:u w:val="single"/>
+        </w:rPr>
+        <w:t xml:space="preserve">  </w:t>
+      </w:r>
+      <w:r>
+        <w:rPr>
+          <w:rFonts w:hint="eastAsia"/>
+          <w:b/>
+          <w:u w:val="single"/>
         </w:rPr>
         <w:t xml:space="preserve">  2116029</w:t>
       </w:r>
@@ -95,7 +114,7 @@
       </w:r>
       <w:r>
         <w:rPr>
-          <w:rFonts w:hint="eastAsia" w:ascii="宋体" w:hAnsi="宋体"/>
+          <w:rFonts w:ascii="宋体" w:hAnsi="宋体" w:hint="eastAsia"/>
           <w:b/>
         </w:rPr>
         <w:t xml:space="preserve"> </w:t>
@@ -103,14 +122,14 @@
     </w:p>
     <w:p>
       <w:pPr>
-        <w:ind w:right="839" w:firstLine="0" w:firstLineChars="0"/>
+        <w:ind w:right="839"/>
         <w:rPr>
           <w:b/>
         </w:rPr>
       </w:pPr>
       <w:r>
         <w:rPr>
-          <w:rFonts w:hint="eastAsia" w:ascii="宋体" w:hAnsi="宋体"/>
+          <w:rFonts w:ascii="宋体" w:hAnsi="宋体" w:hint="eastAsia"/>
           <w:b/>
         </w:rPr>
         <w:t xml:space="preserve"> </w:t>
@@ -124,9 +143,8 @@
       </w:r>
       <w:r>
         <w:rPr>
-          <w:rFonts w:hint="eastAsia" w:ascii="宋体" w:hAnsi="宋体"/>
-          <w:b/>
-          <w:lang w:val="en-US" w:eastAsia="zh-CN"/>
+          <w:rFonts w:ascii="宋体" w:hAnsi="宋体" w:hint="eastAsia"/>
+          <w:b/>
         </w:rPr>
         <w:t xml:space="preserve">         </w:t>
       </w:r>
@@ -135,18 +153,32 @@
           <w:rFonts w:hint="eastAsia"/>
           <w:b/>
         </w:rPr>
-        <w:t xml:space="preserve">学 号  </w:t>
+        <w:t>学</w:t>
       </w:r>
       <w:r>
         <w:rPr>
           <w:rFonts w:hint="eastAsia"/>
           <w:b/>
-          <w:u w:val="single"/>
         </w:rPr>
         <w:t xml:space="preserve"> </w:t>
       </w:r>
       <w:r>
         <w:rPr>
+          <w:rFonts w:hint="eastAsia"/>
+          <w:b/>
+        </w:rPr>
+        <w:t>号</w:t>
+      </w:r>
+      <w:r>
+        <w:rPr>
+          <w:rFonts w:hint="eastAsia"/>
+          <w:b/>
+        </w:rPr>
+        <w:t xml:space="preserve">  </w:t>
+      </w:r>
+      <w:r>
+        <w:rPr>
+          <w:rFonts w:hint="eastAsia"/>
           <w:b/>
           <w:u w:val="single"/>
         </w:rPr>
@@ -154,28 +186,18 @@
       </w:r>
       <w:r>
         <w:rPr>
+          <w:b/>
+          <w:u w:val="single"/>
+        </w:rPr>
+        <w:t xml:space="preserve"> </w:t>
+      </w:r>
+      <w:r>
+        <w:rPr>
           <w:rFonts w:hint="eastAsia"/>
           <w:b/>
           <w:u w:val="single"/>
         </w:rPr>
-        <w:t xml:space="preserve"> </w:t>
-      </w:r>
-      <w:r>
-        <w:rPr>
-          <w:rFonts w:hint="eastAsia"/>
-          <w:b/>
-          <w:u w:val="single"/>
-          <w:lang w:val="en-US" w:eastAsia="zh-CN"/>
-        </w:rPr>
-        <w:t>21009100863</w:t>
-      </w:r>
-      <w:r>
-        <w:rPr>
-          <w:rFonts w:hint="eastAsia"/>
-          <w:b/>
-          <w:u w:val="single"/>
-        </w:rPr>
-        <w:t xml:space="preserve">      </w:t>
+        <w:t xml:space="preserve"> 21009100863      </w:t>
       </w:r>
       <w:r>
         <w:rPr>
@@ -192,10 +214,9 @@
     </w:p>
     <w:p>
       <w:pPr>
-        <w:ind w:firstLine="0" w:firstLineChars="0"/>
         <w:jc w:val="center"/>
         <w:rPr>
-          <w:rFonts w:hint="eastAsia" w:ascii="宋体" w:hAnsi="宋体"/>
+          <w:rFonts w:ascii="宋体" w:hAnsi="宋体" w:hint="eastAsia"/>
           <w:b/>
           <w:sz w:val="44"/>
         </w:rPr>
@@ -204,10 +225,11 @@
         <w:rPr>
           <w:rFonts w:ascii="宋体" w:hAnsi="宋体"/>
           <w:b/>
+          <w:noProof/>
           <w:sz w:val="44"/>
         </w:rPr>
         <w:drawing>
-          <wp:inline distT="0" distB="0" distL="0" distR="0">
+          <wp:inline distT="0" distB="0" distL="0" distR="0" wp14:anchorId="6F37AB52" wp14:editId="45B45237">
             <wp:extent cx="2781300" cy="457200"/>
             <wp:effectExtent l="0" t="0" r="7620" b="0"/>
             <wp:docPr id="1" name="图片 1" descr="西安电子科技大学"/>
@@ -224,7 +246,7 @@
                     </pic:cNvPicPr>
                   </pic:nvPicPr>
                   <pic:blipFill>
-                    <a:blip r:embed="rId4" cstate="print">
+                    <a:blip r:embed="rId6" cstate="print">
                       <a:extLst>
                         <a:ext uri="{28A0092B-C50C-407E-A947-70E740481C1C}">
                           <a14:useLocalDpi xmlns:a14="http://schemas.microsoft.com/office/drawing/2010/main" val="0"/>
@@ -258,19 +280,18 @@
     </w:p>
     <w:p>
       <w:pPr>
-        <w:ind w:firstLine="1190" w:firstLineChars="494"/>
-        <w:rPr>
-          <w:rFonts w:hint="eastAsia" w:ascii="宋体" w:hAnsi="宋体"/>
+        <w:ind w:firstLineChars="494" w:firstLine="1190"/>
+        <w:rPr>
+          <w:rFonts w:ascii="宋体" w:hAnsi="宋体" w:hint="eastAsia"/>
           <w:b/>
         </w:rPr>
       </w:pPr>
     </w:p>
     <w:p>
       <w:pPr>
-        <w:ind w:firstLine="0" w:firstLineChars="0"/>
         <w:jc w:val="center"/>
         <w:rPr>
-          <w:rFonts w:hint="eastAsia" w:ascii="黑体" w:hAnsi="宋体" w:eastAsia="黑体"/>
+          <w:rFonts w:ascii="黑体" w:eastAsia="黑体" w:hAnsi="宋体" w:hint="eastAsia"/>
           <w:spacing w:val="60"/>
           <w:sz w:val="84"/>
           <w:szCs w:val="84"/>
@@ -278,7 +299,7 @@
       </w:pPr>
       <w:r>
         <w:rPr>
-          <w:rFonts w:hint="eastAsia" w:ascii="黑体" w:hAnsi="宋体" w:eastAsia="黑体"/>
+          <w:rFonts w:ascii="黑体" w:eastAsia="黑体" w:hAnsi="宋体" w:hint="eastAsia"/>
           <w:spacing w:val="60"/>
           <w:sz w:val="84"/>
           <w:szCs w:val="84"/>
@@ -288,20 +309,18 @@
     </w:p>
     <w:p>
       <w:pPr>
-        <w:tabs>
-          <w:tab w:val="left" w:pos="1674"/>
-        </w:tabs>
-        <w:ind w:firstLine="0" w:firstLineChars="0"/>
-        <w:jc w:val="center"/>
-        <w:rPr>
-          <w:rFonts w:hint="eastAsia" w:ascii="宋体" w:hAnsi="宋体"/>
+        <w:pStyle w:val="a3"/>
+        <w:rPr>
+          <w:rFonts w:ascii="宋体" w:hAnsi="宋体" w:hint="eastAsia"/>
           <w:sz w:val="28"/>
         </w:rPr>
       </w:pPr>
-      <w:bookmarkStart w:id="0" w:name="_GoBack"/>
-      <w:r>
+      <w:r>
+        <w:rPr>
+          <w:noProof/>
+        </w:rPr>
         <w:drawing>
-          <wp:inline distT="0" distB="0" distL="0" distR="0">
+          <wp:inline distT="0" distB="0" distL="0" distR="0" wp14:anchorId="31C2D156" wp14:editId="19E5A36A">
             <wp:extent cx="1638300" cy="1623060"/>
             <wp:effectExtent l="0" t="0" r="7620" b="7620"/>
             <wp:docPr id="2" name="图片 3"/>
@@ -318,7 +337,7 @@
                     </pic:cNvPicPr>
                   </pic:nvPicPr>
                   <pic:blipFill>
-                    <a:blip r:embed="rId5">
+                    <a:blip r:embed="rId7">
                       <a:extLst>
                         <a:ext uri="{28A0092B-C50C-407E-A947-70E740481C1C}">
                           <a14:useLocalDpi xmlns:a14="http://schemas.microsoft.com/office/drawing/2010/main" val="0"/>
@@ -350,7 +369,6 @@
         </w:drawing>
       </w:r>
     </w:p>
-    <w:bookmarkEnd w:id="0"/>
     <w:p>
       <w:pPr>
         <w:tabs>
@@ -359,7 +377,7 @@
         <w:spacing w:line="200" w:lineRule="atLeast"/>
         <w:ind w:firstLine="420"/>
         <w:rPr>
-          <w:rFonts w:hint="eastAsia" w:ascii="黑体" w:hAnsi="宋体" w:eastAsia="黑体"/>
+          <w:rFonts w:ascii="黑体" w:eastAsia="黑体" w:hAnsi="宋体" w:hint="eastAsia"/>
           <w:sz w:val="21"/>
           <w:szCs w:val="21"/>
         </w:rPr>
@@ -372,10 +390,9 @@
           <w:tab w:val="left" w:pos="7655"/>
           <w:tab w:val="left" w:pos="7797"/>
         </w:tabs>
-        <w:spacing w:line="240" w:lineRule="auto"/>
-        <w:ind w:firstLine="993" w:firstLineChars="309"/>
-        <w:rPr>
-          <w:rFonts w:hint="eastAsia" w:ascii="黑体" w:hAnsi="宋体" w:eastAsia="黑体"/>
+        <w:ind w:firstLineChars="309" w:firstLine="993"/>
+        <w:rPr>
+          <w:rFonts w:ascii="黑体" w:eastAsia="黑体" w:hAnsi="宋体" w:hint="eastAsia"/>
           <w:sz w:val="32"/>
           <w:szCs w:val="32"/>
           <w:u w:val="single"/>
@@ -383,7 +400,7 @@
       </w:pPr>
       <w:r>
         <w:rPr>
-          <w:rFonts w:hint="eastAsia" w:ascii="宋体" w:hAnsi="宋体"/>
+          <w:rFonts w:ascii="宋体" w:hAnsi="宋体" w:hint="eastAsia"/>
           <w:b/>
           <w:sz w:val="32"/>
           <w:szCs w:val="32"/>
@@ -392,7 +409,7 @@
       </w:r>
       <w:r>
         <w:rPr>
-          <w:rFonts w:hint="eastAsia" w:ascii="黑体" w:hAnsi="宋体" w:eastAsia="黑体"/>
+          <w:rFonts w:ascii="黑体" w:eastAsia="黑体" w:hAnsi="宋体" w:hint="eastAsia"/>
           <w:sz w:val="32"/>
           <w:szCs w:val="32"/>
         </w:rPr>
@@ -400,7 +417,7 @@
       </w:r>
       <w:r>
         <w:rPr>
-          <w:rFonts w:ascii="黑体" w:hAnsi="宋体" w:eastAsia="黑体"/>
+          <w:rFonts w:ascii="黑体" w:eastAsia="黑体" w:hAnsi="宋体"/>
           <w:sz w:val="32"/>
           <w:szCs w:val="32"/>
         </w:rPr>
@@ -408,7 +425,7 @@
       </w:r>
       <w:r>
         <w:rPr>
-          <w:rFonts w:hint="eastAsia" w:ascii="黑体" w:hAnsi="宋体" w:eastAsia="黑体"/>
+          <w:rFonts w:ascii="黑体" w:eastAsia="黑体" w:hAnsi="宋体" w:hint="eastAsia"/>
           <w:sz w:val="32"/>
           <w:szCs w:val="32"/>
           <w:u w:val="single"/>
@@ -417,7 +434,7 @@
       </w:r>
       <w:r>
         <w:rPr>
-          <w:rFonts w:ascii="黑体" w:hAnsi="宋体" w:eastAsia="黑体"/>
+          <w:rFonts w:ascii="黑体" w:eastAsia="黑体" w:hAnsi="宋体"/>
           <w:sz w:val="32"/>
           <w:szCs w:val="32"/>
           <w:u w:val="single"/>
@@ -426,7 +443,7 @@
       </w:r>
       <w:r>
         <w:rPr>
-          <w:rFonts w:hint="eastAsia" w:ascii="黑体" w:hAnsi="宋体" w:eastAsia="黑体"/>
+          <w:rFonts w:ascii="黑体" w:eastAsia="黑体" w:hAnsi="宋体" w:hint="eastAsia"/>
           <w:sz w:val="32"/>
           <w:szCs w:val="32"/>
           <w:u w:val="single"/>
@@ -435,7 +452,7 @@
       </w:r>
       <w:r>
         <w:rPr>
-          <w:rFonts w:ascii="黑体" w:hAnsi="宋体" w:eastAsia="黑体"/>
+          <w:rFonts w:ascii="黑体" w:eastAsia="黑体" w:hAnsi="宋体"/>
           <w:sz w:val="32"/>
           <w:szCs w:val="32"/>
           <w:u w:val="single"/>
@@ -444,7 +461,7 @@
       </w:r>
       <w:r>
         <w:rPr>
-          <w:rFonts w:hint="eastAsia" w:ascii="黑体" w:hAnsi="宋体" w:eastAsia="黑体"/>
+          <w:rFonts w:ascii="黑体" w:eastAsia="黑体" w:hAnsi="宋体" w:hint="eastAsia"/>
           <w:sz w:val="32"/>
           <w:szCs w:val="32"/>
           <w:u w:val="single"/>
@@ -457,10 +474,9 @@
         <w:tabs>
           <w:tab w:val="left" w:pos="1674"/>
         </w:tabs>
-        <w:spacing w:line="240" w:lineRule="auto"/>
-        <w:ind w:firstLine="927" w:firstLineChars="309"/>
-        <w:rPr>
-          <w:rFonts w:hint="eastAsia" w:ascii="黑体" w:hAnsi="宋体" w:eastAsia="黑体"/>
+        <w:ind w:firstLineChars="309" w:firstLine="927"/>
+        <w:rPr>
+          <w:rFonts w:ascii="黑体" w:eastAsia="黑体" w:hAnsi="宋体" w:hint="eastAsia"/>
           <w:sz w:val="32"/>
           <w:szCs w:val="32"/>
           <w:u w:val="single"/>
@@ -468,7 +484,7 @@
       </w:pPr>
       <w:r>
         <w:rPr>
-          <w:rFonts w:hint="eastAsia" w:ascii="宋体" w:hAnsi="宋体"/>
+          <w:rFonts w:ascii="宋体" w:hAnsi="宋体" w:hint="eastAsia"/>
           <w:sz w:val="30"/>
           <w:szCs w:val="30"/>
         </w:rPr>
@@ -485,12 +501,32 @@
       </w:r>
       <w:r>
         <w:rPr>
-          <w:rFonts w:hint="eastAsia" w:ascii="黑体" w:hAnsi="宋体" w:eastAsia="黑体"/>
+          <w:rFonts w:ascii="黑体" w:eastAsia="黑体" w:hAnsi="宋体" w:hint="eastAsia"/>
           <w:sz w:val="32"/>
           <w:szCs w:val="32"/>
           <w:u w:val="single"/>
         </w:rPr>
-        <w:t xml:space="preserve">  开源飞控的资源匹配性研究   </w:t>
+        <w:t xml:space="preserve">  </w:t>
+      </w:r>
+      <w:proofErr w:type="gramStart"/>
+      <w:r>
+        <w:rPr>
+          <w:rFonts w:ascii="黑体" w:eastAsia="黑体" w:hAnsi="宋体" w:hint="eastAsia"/>
+          <w:sz w:val="32"/>
+          <w:szCs w:val="32"/>
+          <w:u w:val="single"/>
+        </w:rPr>
+        <w:t>开源飞控的</w:t>
+      </w:r>
+      <w:proofErr w:type="gramEnd"/>
+      <w:r>
+        <w:rPr>
+          <w:rFonts w:ascii="黑体" w:eastAsia="黑体" w:hAnsi="宋体" w:hint="eastAsia"/>
+          <w:sz w:val="32"/>
+          <w:szCs w:val="32"/>
+          <w:u w:val="single"/>
+        </w:rPr>
+        <w:t xml:space="preserve">资源匹配性研究   </w:t>
       </w:r>
     </w:p>
     <w:p>
@@ -498,29 +534,28 @@
         <w:tabs>
           <w:tab w:val="left" w:pos="1674"/>
         </w:tabs>
+        <w:ind w:firstLineChars="309" w:firstLine="742"/>
+        <w:rPr>
+          <w:rFonts w:ascii="黑体" w:eastAsia="黑体" w:hAnsi="宋体" w:hint="eastAsia"/>
+          <w:u w:val="single"/>
+        </w:rPr>
+      </w:pPr>
+    </w:p>
+    <w:p>
+      <w:pPr>
+        <w:pStyle w:val="a3"/>
         <w:spacing w:line="240" w:lineRule="auto"/>
-        <w:ind w:firstLine="741" w:firstLineChars="309"/>
-        <w:rPr>
-          <w:rFonts w:hint="eastAsia" w:ascii="黑体" w:hAnsi="宋体" w:eastAsia="黑体"/>
+        <w:ind w:firstLineChars="309" w:firstLine="993"/>
+        <w:jc w:val="both"/>
+        <w:rPr>
+          <w:rFonts w:ascii="黑体"/>
+          <w:sz w:val="30"/>
           <w:u w:val="single"/>
         </w:rPr>
       </w:pPr>
-    </w:p>
-    <w:p>
-      <w:pPr>
-        <w:pStyle w:val="11"/>
-        <w:spacing w:line="240" w:lineRule="auto"/>
-        <w:ind w:firstLine="993" w:firstLineChars="309"/>
-        <w:jc w:val="both"/>
-        <w:rPr>
-          <w:rFonts w:ascii="黑体"/>
-          <w:sz w:val="30"/>
-          <w:u w:val="single"/>
-        </w:rPr>
-      </w:pPr>
-      <w:r>
-        <w:rPr>
-          <w:rFonts w:hint="eastAsia" w:ascii="宋体" w:hAnsi="宋体"/>
+      <w:r>
+        <w:rPr>
+          <w:rFonts w:ascii="宋体" w:hAnsi="宋体" w:hint="eastAsia"/>
           <w:b/>
           <w:sz w:val="32"/>
           <w:szCs w:val="32"/>
@@ -529,7 +564,7 @@
       </w:r>
       <w:r>
         <w:rPr>
-          <w:rFonts w:hint="eastAsia" w:ascii="黑体"/>
+          <w:rFonts w:ascii="黑体" w:hint="eastAsia"/>
           <w:sz w:val="32"/>
           <w:szCs w:val="32"/>
         </w:rPr>
@@ -537,7 +572,7 @@
       </w:r>
       <w:r>
         <w:rPr>
-          <w:rFonts w:hint="eastAsia" w:ascii="黑体"/>
+          <w:rFonts w:ascii="黑体" w:hint="eastAsia"/>
           <w:sz w:val="30"/>
           <w:u w:val="single"/>
         </w:rPr>
@@ -545,7 +580,7 @@
       </w:r>
       <w:r>
         <w:rPr>
-          <w:rFonts w:hint="eastAsia" w:ascii="宋体" w:hAnsi="宋体"/>
+          <w:rFonts w:ascii="宋体" w:hAnsi="宋体" w:hint="eastAsia"/>
           <w:sz w:val="30"/>
           <w:u w:val="single"/>
         </w:rPr>
@@ -553,7 +588,7 @@
       </w:r>
       <w:r>
         <w:rPr>
-          <w:rFonts w:hint="eastAsia" w:ascii="黑体"/>
+          <w:rFonts w:ascii="黑体" w:hint="eastAsia"/>
           <w:sz w:val="30"/>
           <w:u w:val="single"/>
         </w:rPr>
@@ -562,18 +597,17 @@
     </w:p>
     <w:p>
       <w:pPr>
-        <w:spacing w:line="240" w:lineRule="auto"/>
-        <w:ind w:firstLine="741" w:firstLineChars="309"/>
+        <w:ind w:firstLineChars="309" w:firstLine="742"/>
       </w:pPr>
     </w:p>
     <w:p>
       <w:pPr>
-        <w:pStyle w:val="11"/>
+        <w:pStyle w:val="a3"/>
         <w:tabs>
           <w:tab w:val="left" w:pos="1050"/>
         </w:tabs>
         <w:spacing w:line="240" w:lineRule="auto"/>
-        <w:ind w:firstLine="993" w:firstLineChars="309"/>
+        <w:ind w:firstLineChars="309" w:firstLine="993"/>
         <w:jc w:val="both"/>
         <w:rPr>
           <w:rFonts w:ascii="黑体"/>
@@ -583,7 +617,7 @@
       </w:pPr>
       <w:r>
         <w:rPr>
-          <w:rFonts w:hint="eastAsia" w:ascii="宋体" w:hAnsi="宋体"/>
+          <w:rFonts w:ascii="宋体" w:hAnsi="宋体" w:hint="eastAsia"/>
           <w:b/>
           <w:sz w:val="32"/>
           <w:szCs w:val="32"/>
@@ -592,7 +626,7 @@
       </w:r>
       <w:r>
         <w:rPr>
-          <w:rFonts w:hint="eastAsia" w:ascii="宋体" w:hAnsi="宋体"/>
+          <w:rFonts w:ascii="宋体" w:hAnsi="宋体" w:hint="eastAsia"/>
           <w:b/>
           <w:sz w:val="30"/>
         </w:rPr>
@@ -600,14 +634,14 @@
       </w:r>
       <w:r>
         <w:rPr>
-          <w:rFonts w:hint="eastAsia" w:ascii="黑体"/>
+          <w:rFonts w:ascii="黑体" w:hint="eastAsia"/>
           <w:sz w:val="30"/>
         </w:rPr>
         <w:t xml:space="preserve"> </w:t>
       </w:r>
       <w:r>
         <w:rPr>
-          <w:rFonts w:hint="eastAsia" w:ascii="黑体"/>
+          <w:rFonts w:ascii="黑体" w:hint="eastAsia"/>
           <w:sz w:val="30"/>
           <w:u w:val="single"/>
         </w:rPr>
@@ -615,7 +649,7 @@
       </w:r>
       <w:r>
         <w:rPr>
-          <w:rFonts w:hint="eastAsia" w:ascii="宋体" w:hAnsi="宋体"/>
+          <w:rFonts w:ascii="宋体" w:hAnsi="宋体" w:hint="eastAsia"/>
           <w:sz w:val="30"/>
           <w:u w:val="single"/>
         </w:rPr>
@@ -623,7 +657,7 @@
       </w:r>
       <w:r>
         <w:rPr>
-          <w:rFonts w:hint="eastAsia" w:ascii="黑体"/>
+          <w:rFonts w:ascii="黑体" w:hint="eastAsia"/>
           <w:sz w:val="30"/>
           <w:u w:val="single"/>
         </w:rPr>
@@ -632,25 +666,24 @@
     </w:p>
     <w:p>
       <w:pPr>
+        <w:ind w:firstLineChars="309" w:firstLine="742"/>
+      </w:pPr>
+    </w:p>
+    <w:p>
+      <w:pPr>
+        <w:pStyle w:val="a3"/>
         <w:spacing w:line="240" w:lineRule="auto"/>
-        <w:ind w:firstLine="741" w:firstLineChars="309"/>
+        <w:ind w:firstLineChars="309" w:firstLine="993"/>
+        <w:jc w:val="both"/>
+        <w:rPr>
+          <w:rFonts w:ascii="黑体"/>
+          <w:sz w:val="30"/>
+          <w:u w:val="single"/>
+        </w:rPr>
       </w:pPr>
-    </w:p>
-    <w:p>
-      <w:pPr>
-        <w:pStyle w:val="11"/>
-        <w:spacing w:line="240" w:lineRule="auto"/>
-        <w:ind w:firstLine="993" w:firstLineChars="309"/>
-        <w:jc w:val="both"/>
-        <w:rPr>
-          <w:rFonts w:ascii="黑体"/>
-          <w:sz w:val="30"/>
-          <w:u w:val="single"/>
-        </w:rPr>
-      </w:pPr>
-      <w:r>
-        <w:rPr>
-          <w:rFonts w:hint="eastAsia" w:ascii="宋体" w:hAnsi="宋体"/>
+      <w:r>
+        <w:rPr>
+          <w:rFonts w:ascii="宋体" w:hAnsi="宋体" w:hint="eastAsia"/>
           <w:b/>
           <w:sz w:val="32"/>
           <w:szCs w:val="32"/>
@@ -659,7 +692,7 @@
       </w:r>
       <w:r>
         <w:rPr>
-          <w:rFonts w:hint="eastAsia" w:ascii="宋体" w:hAnsi="宋体"/>
+          <w:rFonts w:ascii="宋体" w:hAnsi="宋体" w:hint="eastAsia"/>
           <w:b/>
           <w:sz w:val="30"/>
         </w:rPr>
@@ -667,51 +700,49 @@
       </w:r>
       <w:r>
         <w:rPr>
-          <w:rFonts w:hint="eastAsia" w:ascii="黑体"/>
-          <w:sz w:val="30"/>
-          <w:u w:val="single"/>
-        </w:rPr>
-        <w:t xml:space="preserve">         </w:t>
-      </w:r>
-      <w:r>
-        <w:rPr>
-          <w:rFonts w:hint="eastAsia" w:ascii="黑体"/>
-          <w:sz w:val="30"/>
-          <w:u w:val="single"/>
-          <w:lang w:val="en-US" w:eastAsia="zh-CN"/>
-        </w:rPr>
-        <w:t xml:space="preserve">    何成楷</w:t>
-      </w:r>
-      <w:r>
-        <w:rPr>
-          <w:rFonts w:hint="eastAsia" w:ascii="黑体"/>
+          <w:rFonts w:ascii="黑体" w:hint="eastAsia"/>
           <w:sz w:val="30"/>
           <w:u w:val="single"/>
         </w:rPr>
         <w:t xml:space="preserve">             </w:t>
       </w:r>
+      <w:r>
+        <w:rPr>
+          <w:rFonts w:ascii="黑体" w:hint="eastAsia"/>
+          <w:sz w:val="30"/>
+          <w:u w:val="single"/>
+        </w:rPr>
+        <w:t>何成楷</w:t>
+      </w:r>
+      <w:r>
+        <w:rPr>
+          <w:rFonts w:ascii="黑体" w:hint="eastAsia"/>
+          <w:sz w:val="30"/>
+          <w:u w:val="single"/>
+        </w:rPr>
+        <w:t xml:space="preserve">             </w:t>
+      </w:r>
     </w:p>
     <w:p>
       <w:pPr>
+        <w:ind w:firstLineChars="309" w:firstLine="742"/>
+      </w:pPr>
+    </w:p>
+    <w:p>
+      <w:pPr>
+        <w:pStyle w:val="a3"/>
         <w:spacing w:line="240" w:lineRule="auto"/>
-        <w:ind w:firstLine="741" w:firstLineChars="309"/>
+        <w:ind w:firstLineChars="309" w:firstLine="993"/>
+        <w:jc w:val="both"/>
+        <w:rPr>
+          <w:rFonts w:ascii="黑体"/>
+          <w:sz w:val="30"/>
+          <w:u w:val="single"/>
+        </w:rPr>
       </w:pPr>
-    </w:p>
-    <w:p>
-      <w:pPr>
-        <w:pStyle w:val="11"/>
-        <w:spacing w:line="240" w:lineRule="auto"/>
-        <w:ind w:firstLine="993" w:firstLineChars="309"/>
-        <w:jc w:val="both"/>
-        <w:rPr>
-          <w:rFonts w:ascii="黑体"/>
-          <w:sz w:val="30"/>
-          <w:u w:val="single"/>
-        </w:rPr>
-      </w:pPr>
-      <w:r>
-        <w:rPr>
-          <w:rFonts w:hint="eastAsia" w:ascii="宋体" w:hAnsi="宋体"/>
+      <w:r>
+        <w:rPr>
+          <w:rFonts w:ascii="宋体" w:hAnsi="宋体" w:hint="eastAsia"/>
           <w:b/>
           <w:sz w:val="32"/>
           <w:szCs w:val="32"/>
@@ -720,7 +751,7 @@
       </w:r>
       <w:r>
         <w:rPr>
-          <w:rFonts w:hint="eastAsia" w:ascii="黑体"/>
+          <w:rFonts w:ascii="黑体" w:hint="eastAsia"/>
           <w:sz w:val="32"/>
           <w:szCs w:val="32"/>
         </w:rPr>
@@ -728,14 +759,14 @@
       </w:r>
       <w:r>
         <w:rPr>
-          <w:rFonts w:hint="eastAsia" w:ascii="黑体"/>
+          <w:rFonts w:ascii="黑体" w:hint="eastAsia"/>
           <w:sz w:val="30"/>
         </w:rPr>
         <w:t xml:space="preserve"> </w:t>
       </w:r>
       <w:r>
         <w:rPr>
-          <w:rFonts w:hint="eastAsia" w:ascii="黑体"/>
+          <w:rFonts w:ascii="黑体" w:hint="eastAsia"/>
           <w:sz w:val="30"/>
           <w:u w:val="single"/>
         </w:rPr>
@@ -743,49 +774,15 @@
       </w:r>
       <w:r>
         <w:rPr>
-          <w:rFonts w:hint="eastAsia" w:ascii="宋体" w:hAnsi="宋体"/>
-          <w:sz w:val="30"/>
-          <w:u w:val="single"/>
-        </w:rPr>
-        <w:t xml:space="preserve"> </w:t>
-      </w:r>
-      <w:r>
-        <w:rPr>
-          <w:rFonts w:hint="eastAsia" w:ascii="宋体" w:hAnsi="宋体"/>
-          <w:sz w:val="30"/>
-          <w:u w:val="single"/>
-          <w:lang w:val="en-US" w:eastAsia="zh-CN"/>
-        </w:rPr>
-        <w:t xml:space="preserve"> </w:t>
-      </w:r>
-      <w:r>
-        <w:rPr>
-          <w:rFonts w:hint="eastAsia" w:ascii="宋体" w:hAnsi="宋体"/>
-          <w:sz w:val="30"/>
-          <w:u w:val="single"/>
-        </w:rPr>
-        <w:t xml:space="preserve"> </w:t>
-      </w:r>
-      <w:r>
-        <w:rPr>
-          <w:rFonts w:hint="eastAsia" w:ascii="宋体" w:hAnsi="宋体"/>
-          <w:sz w:val="30"/>
-          <w:u w:val="single"/>
-          <w:lang w:val="en-US" w:eastAsia="zh-CN"/>
-        </w:rPr>
-        <w:t>韩高</w:t>
-      </w:r>
-      <w:r>
-        <w:rPr>
-          <w:rFonts w:hint="eastAsia" w:ascii="宋体" w:hAnsi="宋体"/>
-          <w:sz w:val="30"/>
-          <w:u w:val="single"/>
-        </w:rPr>
-        <w:t xml:space="preserve">       </w:t>
-      </w:r>
-      <w:r>
-        <w:rPr>
-          <w:rFonts w:hint="eastAsia" w:ascii="黑体"/>
+          <w:rFonts w:ascii="宋体" w:hAnsi="宋体" w:hint="eastAsia"/>
+          <w:sz w:val="30"/>
+          <w:u w:val="single"/>
+        </w:rPr>
+        <w:t xml:space="preserve">   韩高       </w:t>
+      </w:r>
+      <w:r>
+        <w:rPr>
+          <w:rFonts w:ascii="黑体" w:hint="eastAsia"/>
           <w:sz w:val="30"/>
           <w:u w:val="single"/>
         </w:rPr>
@@ -796,299 +793,460 @@
     <w:sectPr>
       <w:pgSz w:w="11906" w:h="16838"/>
       <w:pgMar w:top="646" w:right="1213" w:bottom="987" w:left="1213" w:header="851" w:footer="992" w:gutter="0"/>
-      <w:cols w:space="425" w:num="1"/>
-      <w:docGrid w:type="lines" w:linePitch="381" w:charSpace="0"/>
+      <w:cols w:space="425"/>
+      <w:docGrid w:type="lines" w:linePitch="381"/>
     </w:sectPr>
   </w:body>
 </w:document>
 </file>
 
+<file path=word/endnotes.xml><?xml version="1.0" encoding="utf-8"?>
+<w:endnotes xmlns:wpc="http://schemas.microsoft.com/office/word/2010/wordprocessingCanvas" xmlns:cx="http://schemas.microsoft.com/office/drawing/2014/chartex" xmlns:cx1="http://schemas.microsoft.com/office/drawing/2015/9/8/chartex" xmlns:cx2="http://schemas.microsoft.com/office/drawing/2015/10/21/chartex" xmlns:cx3="http://schemas.microsoft.com/office/drawing/2016/5/9/chartex" xmlns:cx4="http://schemas.microsoft.com/office/drawing/2016/5/10/chartex" xmlns:cx5="http://schemas.microsoft.com/office/drawing/2016/5/11/chartex" xmlns:cx6="http://schemas.microsoft.com/office/drawing/2016/5/12/chartex" xmlns:cx7="http://schemas.microsoft.com/office/drawing/2016/5/13/chartex" xmlns:cx8="http://schemas.microsoft.com/office/drawing/2016/5/14/chartex" xmlns:mc="http://schemas.openxmlformats.org/markup-compatibility/2006" xmlns:aink="http://schemas.microsoft.com/office/drawing/2016/ink" xmlns:am3d="http://schemas.microsoft.com/office/drawing/2017/model3d" xmlns:o="urn:schemas-microsoft-com:office:office" xmlns:oel="http://schemas.microsoft.com/office/2019/extlst" xmlns:r="http://schemas.openxmlformats.org/officeDocument/2006/relationships" xmlns:m="http://schemas.openxmlformats.org/officeDocument/2006/math" xmlns:v="urn:schemas-microsoft-com:vml" xmlns:wp14="http://schemas.microsoft.com/office/word/2010/wordprocessingDrawing" xmlns:wp="http://schemas.openxmlformats.org/drawingml/2006/wordprocessingDrawing" xmlns:w10="urn:schemas-microsoft-com:office:word" xmlns:w="http://schemas.openxmlformats.org/wordprocessingml/2006/main" xmlns:w14="http://schemas.microsoft.com/office/word/2010/wordml" xmlns:w15="http://schemas.microsoft.com/office/word/2012/wordml" xmlns:w16cex="http://schemas.microsoft.com/office/word/2018/wordml/cex" xmlns:w16cid="http://schemas.microsoft.com/office/word/2016/wordml/cid" xmlns:w16="http://schemas.microsoft.com/office/word/2018/wordml" xmlns:w16du="http://schemas.microsoft.com/office/word/2023/wordml/word16du" xmlns:w16sdtdh="http://schemas.microsoft.com/office/word/2020/wordml/sdtdatahash" xmlns:w16sdtfl="http://schemas.microsoft.com/office/word/2024/wordml/sdtformatlock" xmlns:w16se="http://schemas.microsoft.com/office/word/2015/wordml/symex" xmlns:wpg="http://schemas.microsoft.com/office/word/2010/wordprocessingGroup" xmlns:wpi="http://schemas.microsoft.com/office/word/2010/wordprocessingInk" xmlns:wne="http://schemas.microsoft.com/office/word/2006/wordml" xmlns:wps="http://schemas.microsoft.com/office/word/2010/wordprocessingShape" mc:Ignorable="w14 w15 w16se w16cid w16 w16cex w16sdtdh w16sdtfl w16du wp14">
+  <w:endnote w:type="separator" w:id="-1">
+    <w:p>
+      <w:r>
+        <w:separator/>
+      </w:r>
+    </w:p>
+  </w:endnote>
+  <w:endnote w:type="continuationSeparator" w:id="0">
+    <w:p>
+      <w:r>
+        <w:continuationSeparator/>
+      </w:r>
+    </w:p>
+  </w:endnote>
+</w:endnotes>
+</file>
+
+<file path=word/footnotes.xml><?xml version="1.0" encoding="utf-8"?>
+<w:footnotes xmlns:wpc="http://schemas.microsoft.com/office/word/2010/wordprocessingCanvas" xmlns:cx="http://schemas.microsoft.com/office/drawing/2014/chartex" xmlns:cx1="http://schemas.microsoft.com/office/drawing/2015/9/8/chartex" xmlns:cx2="http://schemas.microsoft.com/office/drawing/2015/10/21/chartex" xmlns:cx3="http://schemas.microsoft.com/office/drawing/2016/5/9/chartex" xmlns:cx4="http://schemas.microsoft.com/office/drawing/2016/5/10/chartex" xmlns:cx5="http://schemas.microsoft.com/office/drawing/2016/5/11/chartex" xmlns:cx6="http://schemas.microsoft.com/office/drawing/2016/5/12/chartex" xmlns:cx7="http://schemas.microsoft.com/office/drawing/2016/5/13/chartex" xmlns:cx8="http://schemas.microsoft.com/office/drawing/2016/5/14/chartex" xmlns:mc="http://schemas.openxmlformats.org/markup-compatibility/2006" xmlns:aink="http://schemas.microsoft.com/office/drawing/2016/ink" xmlns:am3d="http://schemas.microsoft.com/office/drawing/2017/model3d" xmlns:o="urn:schemas-microsoft-com:office:office" xmlns:oel="http://schemas.microsoft.com/office/2019/extlst" xmlns:r="http://schemas.openxmlformats.org/officeDocument/2006/relationships" xmlns:m="http://schemas.openxmlformats.org/officeDocument/2006/math" xmlns:v="urn:schemas-microsoft-com:vml" xmlns:wp14="http://schemas.microsoft.com/office/word/2010/wordprocessingDrawing" xmlns:wp="http://schemas.openxmlformats.org/drawingml/2006/wordprocessingDrawing" xmlns:w10="urn:schemas-microsoft-com:office:word" xmlns:w="http://schemas.openxmlformats.org/wordprocessingml/2006/main" xmlns:w14="http://schemas.microsoft.com/office/word/2010/wordml" xmlns:w15="http://schemas.microsoft.com/office/word/2012/wordml" xmlns:w16cex="http://schemas.microsoft.com/office/word/2018/wordml/cex" xmlns:w16cid="http://schemas.microsoft.com/office/word/2016/wordml/cid" xmlns:w16="http://schemas.microsoft.com/office/word/2018/wordml" xmlns:w16du="http://schemas.microsoft.com/office/word/2023/wordml/word16du" xmlns:w16sdtdh="http://schemas.microsoft.com/office/word/2020/wordml/sdtdatahash" xmlns:w16sdtfl="http://schemas.microsoft.com/office/word/2024/wordml/sdtformatlock" xmlns:w16se="http://schemas.microsoft.com/office/word/2015/wordml/symex" xmlns:wpg="http://schemas.microsoft.com/office/word/2010/wordprocessingGroup" xmlns:wpi="http://schemas.microsoft.com/office/word/2010/wordprocessingInk" xmlns:wne="http://schemas.microsoft.com/office/word/2006/wordml" xmlns:wps="http://schemas.microsoft.com/office/word/2010/wordprocessingShape" mc:Ignorable="w14 w15 w16se w16cid w16 w16cex w16sdtdh w16sdtfl w16du wp14">
+  <w:footnote w:type="separator" w:id="-1">
+    <w:p>
+      <w:r>
+        <w:separator/>
+      </w:r>
+    </w:p>
+  </w:footnote>
+  <w:footnote w:type="continuationSeparator" w:id="0">
+    <w:p>
+      <w:r>
+        <w:continuationSeparator/>
+      </w:r>
+    </w:p>
+  </w:footnote>
+</w:footnotes>
+</file>
+
 <file path=word/styles.xml><?xml version="1.0" encoding="utf-8"?>
-<w:styles xmlns:mc="http://schemas.openxmlformats.org/markup-compatibility/2006" xmlns:o="urn:schemas-microsoft-com:office:office" xmlns:r="http://schemas.openxmlformats.org/officeDocument/2006/relationships" xmlns:m="http://schemas.openxmlformats.org/officeDocument/2006/math" xmlns:v="urn:schemas-microsoft-com:vml" xmlns:w="http://schemas.openxmlformats.org/wordprocessingml/2006/main" xmlns:w14="http://schemas.microsoft.com/office/word/2010/wordml" xmlns:w10="urn:schemas-microsoft-com:office:word" xmlns:sl="http://schemas.openxmlformats.org/schemaLibrary/2006/main" xmlns:wpsCustomData="http://www.wps.cn/officeDocument/2013/wpsCustomData" mc:Ignorable="w14">
+<w:styles xmlns:mc="http://schemas.openxmlformats.org/markup-compatibility/2006" xmlns:r="http://schemas.openxmlformats.org/officeDocument/2006/relationships" xmlns:w="http://schemas.openxmlformats.org/wordprocessingml/2006/main" xmlns:w14="http://schemas.microsoft.com/office/word/2010/wordml" xmlns:w15="http://schemas.microsoft.com/office/word/2012/wordml" xmlns:w16cex="http://schemas.microsoft.com/office/word/2018/wordml/cex" xmlns:w16cid="http://schemas.microsoft.com/office/word/2016/wordml/cid" xmlns:w16="http://schemas.microsoft.com/office/word/2018/wordml" xmlns:w16du="http://schemas.microsoft.com/office/word/2023/wordml/word16du" xmlns:w16sdtdh="http://schemas.microsoft.com/office/word/2020/wordml/sdtdatahash" xmlns:w16sdtfl="http://schemas.microsoft.com/office/word/2024/wordml/sdtformatlock" xmlns:w16se="http://schemas.microsoft.com/office/word/2015/wordml/symex" mc:Ignorable="w14 w15 w16se w16cid w16 w16cex w16sdtdh w16sdtfl w16du">
   <w:docDefaults>
     <w:rPrDefault>
       <w:rPr>
-        <w:rFonts w:ascii="Times New Roman" w:hAnsi="Times New Roman" w:eastAsia="宋体" w:cstheme="minorBidi"/>
+        <w:rFonts w:ascii="Times New Roman" w:eastAsia="宋体" w:hAnsi="Times New Roman" w:cstheme="minorBidi"/>
+        <w:lang w:val="en-US" w:eastAsia="zh-CN" w:bidi="ar-SA"/>
       </w:rPr>
     </w:rPrDefault>
     <w:pPrDefault/>
   </w:docDefaults>
-  <w:latentStyles w:count="260" w:defQFormat="0" w:defUnhideWhenUsed="1" w:defSemiHidden="1" w:defUIPriority="99" w:defLockedState="0">
-    <w:lsdException w:qFormat="1" w:unhideWhenUsed="0" w:uiPriority="0" w:semiHidden="0" w:name="Normal"/>
-    <w:lsdException w:qFormat="1" w:unhideWhenUsed="0" w:uiPriority="9" w:semiHidden="0" w:name="heading 1"/>
-    <w:lsdException w:qFormat="1" w:uiPriority="9" w:name="heading 2"/>
-    <w:lsdException w:qFormat="1" w:uiPriority="9" w:name="heading 3"/>
-    <w:lsdException w:qFormat="1" w:uiPriority="9" w:name="heading 4"/>
-    <w:lsdException w:qFormat="1" w:uiPriority="9" w:name="heading 5"/>
-    <w:lsdException w:qFormat="1" w:uiPriority="9" w:name="heading 6"/>
-    <w:lsdException w:qFormat="1" w:uiPriority="9" w:name="heading 7"/>
-    <w:lsdException w:qFormat="1" w:uiPriority="9" w:name="heading 8"/>
-    <w:lsdException w:qFormat="1" w:uiPriority="9" w:name="heading 9"/>
-    <w:lsdException w:uiPriority="99" w:name="index 1"/>
-    <w:lsdException w:uiPriority="99" w:name="index 2"/>
-    <w:lsdException w:uiPriority="99" w:name="index 3"/>
-    <w:lsdException w:uiPriority="99" w:name="index 4"/>
-    <w:lsdException w:uiPriority="99" w:name="index 5"/>
-    <w:lsdException w:uiPriority="99" w:name="index 6"/>
-    <w:lsdException w:uiPriority="99" w:name="index 7"/>
-    <w:lsdException w:uiPriority="99" w:name="index 8"/>
-    <w:lsdException w:uiPriority="99" w:name="index 9"/>
-    <w:lsdException w:uiPriority="39" w:name="toc 1"/>
-    <w:lsdException w:uiPriority="39" w:name="toc 2"/>
-    <w:lsdException w:uiPriority="39" w:name="toc 3"/>
-    <w:lsdException w:uiPriority="39" w:name="toc 4"/>
-    <w:lsdException w:uiPriority="39" w:name="toc 5"/>
-    <w:lsdException w:uiPriority="39" w:name="toc 6"/>
-    <w:lsdException w:uiPriority="39" w:name="toc 7"/>
-    <w:lsdException w:uiPriority="39" w:name="toc 8"/>
-    <w:lsdException w:uiPriority="39" w:name="toc 9"/>
-    <w:lsdException w:uiPriority="99" w:name="Normal Indent"/>
-    <w:lsdException w:uiPriority="99" w:name="footnote text"/>
-    <w:lsdException w:uiPriority="99" w:name="annotation text"/>
-    <w:lsdException w:qFormat="1" w:uiPriority="99" w:semiHidden="0" w:name="header"/>
-    <w:lsdException w:qFormat="1" w:uiPriority="99" w:semiHidden="0" w:name="footer"/>
-    <w:lsdException w:uiPriority="99" w:name="index heading"/>
-    <w:lsdException w:qFormat="1" w:unhideWhenUsed="0" w:uiPriority="0" w:semiHidden="0" w:name="caption"/>
-    <w:lsdException w:uiPriority="99" w:name="table of figures"/>
-    <w:lsdException w:uiPriority="99" w:name="envelope address"/>
-    <w:lsdException w:uiPriority="99" w:name="envelope return"/>
-    <w:lsdException w:uiPriority="99" w:name="footnote reference"/>
-    <w:lsdException w:uiPriority="99" w:name="annotation reference"/>
-    <w:lsdException w:uiPriority="99" w:name="line number"/>
-    <w:lsdException w:uiPriority="99" w:name="page number"/>
-    <w:lsdException w:uiPriority="99" w:name="endnote reference"/>
-    <w:lsdException w:uiPriority="99" w:name="endnote text"/>
-    <w:lsdException w:uiPriority="99" w:name="table of authorities"/>
-    <w:lsdException w:uiPriority="99" w:name="macro"/>
-    <w:lsdException w:uiPriority="99" w:name="toa heading"/>
-    <w:lsdException w:uiPriority="99" w:name="List"/>
-    <w:lsdException w:uiPriority="99" w:name="List Bullet"/>
-    <w:lsdException w:uiPriority="99" w:name="List Number"/>
-    <w:lsdException w:uiPriority="99" w:name="List 2"/>
-    <w:lsdException w:uiPriority="99" w:name="List 3"/>
-    <w:lsdException w:uiPriority="99" w:name="List 4"/>
-    <w:lsdException w:uiPriority="99" w:name="List 5"/>
-    <w:lsdException w:uiPriority="99" w:name="List Bullet 2"/>
-    <w:lsdException w:uiPriority="99" w:name="List Bullet 3"/>
-    <w:lsdException w:uiPriority="99" w:name="List Bullet 4"/>
-    <w:lsdException w:uiPriority="99" w:name="List Bullet 5"/>
-    <w:lsdException w:uiPriority="99" w:name="List Number 2"/>
-    <w:lsdException w:uiPriority="99" w:name="List Number 3"/>
-    <w:lsdException w:uiPriority="99" w:name="List Number 4"/>
-    <w:lsdException w:uiPriority="99" w:name="List Number 5"/>
-    <w:lsdException w:qFormat="1" w:unhideWhenUsed="0" w:uiPriority="10" w:semiHidden="0" w:name="Title"/>
-    <w:lsdException w:uiPriority="99" w:name="Closing"/>
-    <w:lsdException w:uiPriority="99" w:name="Signature"/>
-    <w:lsdException w:uiPriority="1" w:name="Default Paragraph Font"/>
-    <w:lsdException w:uiPriority="99" w:name="Body Text"/>
-    <w:lsdException w:uiPriority="99" w:name="Body Text Indent"/>
-    <w:lsdException w:uiPriority="99" w:name="List Continue"/>
-    <w:lsdException w:uiPriority="99" w:name="List Continue 2"/>
-    <w:lsdException w:uiPriority="99" w:name="List Continue 3"/>
-    <w:lsdException w:uiPriority="99" w:name="List Continue 4"/>
-    <w:lsdException w:uiPriority="99" w:name="List Continue 5"/>
-    <w:lsdException w:uiPriority="99" w:name="Message Header"/>
-    <w:lsdException w:qFormat="1" w:unhideWhenUsed="0" w:uiPriority="11" w:semiHidden="0" w:name="Subtitle"/>
-    <w:lsdException w:uiPriority="99" w:name="Salutation"/>
-    <w:lsdException w:uiPriority="99" w:name="Date"/>
-    <w:lsdException w:uiPriority="99" w:name="Body Text First Indent"/>
-    <w:lsdException w:uiPriority="99" w:name="Body Text First Indent 2"/>
-    <w:lsdException w:uiPriority="99" w:name="Note Heading"/>
-    <w:lsdException w:uiPriority="99" w:name="Body Text 2"/>
-    <w:lsdException w:uiPriority="99" w:name="Body Text 3"/>
-    <w:lsdException w:uiPriority="99" w:name="Body Text Indent 2"/>
-    <w:lsdException w:uiPriority="99" w:name="Body Text Indent 3"/>
-    <w:lsdException w:uiPriority="99" w:name="Block Text"/>
-    <w:lsdException w:uiPriority="99" w:name="Hyperlink"/>
-    <w:lsdException w:uiPriority="99" w:name="FollowedHyperlink"/>
-    <w:lsdException w:qFormat="1" w:unhideWhenUsed="0" w:uiPriority="22" w:semiHidden="0" w:name="Strong"/>
-    <w:lsdException w:qFormat="1" w:unhideWhenUsed="0" w:uiPriority="20" w:semiHidden="0" w:name="Emphasis"/>
-    <w:lsdException w:uiPriority="99" w:name="Document Map"/>
-    <w:lsdException w:uiPriority="99" w:name="Plain Text"/>
-    <w:lsdException w:uiPriority="99" w:name="E-mail Signature"/>
-    <w:lsdException w:uiPriority="99" w:name="Normal (Web)"/>
-    <w:lsdException w:uiPriority="99" w:name="HTML Acronym"/>
-    <w:lsdException w:uiPriority="99" w:name="HTML Address"/>
-    <w:lsdException w:uiPriority="99" w:name="HTML Cite"/>
-    <w:lsdException w:uiPriority="99" w:name="HTML Code"/>
-    <w:lsdException w:uiPriority="99" w:name="HTML Definition"/>
-    <w:lsdException w:uiPriority="99" w:name="HTML Keyboard"/>
-    <w:lsdException w:uiPriority="99" w:name="HTML Preformatted"/>
-    <w:lsdException w:uiPriority="99" w:name="HTML Sample"/>
-    <w:lsdException w:uiPriority="99" w:name="HTML Typewriter"/>
-    <w:lsdException w:uiPriority="99" w:name="HTML Variable"/>
-    <w:lsdException w:uiPriority="99" w:name="Normal Table"/>
-    <w:lsdException w:uiPriority="99" w:name="annotation subject"/>
-    <w:lsdException w:uiPriority="99" w:name="Table Simple 1"/>
-    <w:lsdException w:uiPriority="99" w:name="Table Simple 2"/>
-    <w:lsdException w:uiPriority="99" w:name="Table Simple 3"/>
-    <w:lsdException w:uiPriority="99" w:name="Table Classic 1"/>
-    <w:lsdException w:uiPriority="99" w:name="Table Classic 2"/>
-    <w:lsdException w:uiPriority="99" w:name="Table Classic 3"/>
-    <w:lsdException w:uiPriority="99" w:name="Table Classic 4"/>
-    <w:lsdException w:uiPriority="99" w:name="Table Colorful 1"/>
-    <w:lsdException w:uiPriority="99" w:name="Table Colorful 2"/>
-    <w:lsdException w:uiPriority="99" w:name="Table Colorful 3"/>
-    <w:lsdException w:uiPriority="99" w:name="Table Columns 1"/>
-    <w:lsdException w:uiPriority="99" w:name="Table Columns 2"/>
-    <w:lsdException w:uiPriority="99" w:name="Table Columns 3"/>
-    <w:lsdException w:uiPriority="99" w:name="Table Columns 4"/>
-    <w:lsdException w:uiPriority="99" w:name="Table Columns 5"/>
-    <w:lsdException w:uiPriority="99" w:name="Table Grid 1"/>
-    <w:lsdException w:uiPriority="99" w:name="Table Grid 2"/>
-    <w:lsdException w:uiPriority="99" w:name="Table Grid 3"/>
-    <w:lsdException w:uiPriority="99" w:name="Table Grid 4"/>
-    <w:lsdException w:uiPriority="99" w:name="Table Grid 5"/>
-    <w:lsdException w:uiPriority="99" w:name="Table Grid 6"/>
-    <w:lsdException w:uiPriority="99" w:name="Table Grid 7"/>
-    <w:lsdException w:uiPriority="99" w:name="Table Grid 8"/>
-    <w:lsdException w:uiPriority="99" w:name="Table List 1"/>
-    <w:lsdException w:uiPriority="99" w:name="Table List 2"/>
-    <w:lsdException w:uiPriority="99" w:name="Table List 3"/>
-    <w:lsdException w:uiPriority="99" w:name="Table List 4"/>
-    <w:lsdException w:uiPriority="99" w:name="Table List 5"/>
-    <w:lsdException w:uiPriority="99" w:name="Table List 6"/>
-    <w:lsdException w:uiPriority="99" w:name="Table List 7"/>
-    <w:lsdException w:uiPriority="99" w:name="Table List 8"/>
-    <w:lsdException w:uiPriority="99" w:name="Table 3D effects 1"/>
-    <w:lsdException w:uiPriority="99" w:name="Table 3D effects 2"/>
-    <w:lsdException w:uiPriority="99" w:name="Table 3D effects 3"/>
-    <w:lsdException w:uiPriority="99" w:name="Table Contemporary"/>
-    <w:lsdException w:uiPriority="99" w:name="Table Elegant"/>
-    <w:lsdException w:uiPriority="99" w:name="Table Professional"/>
-    <w:lsdException w:uiPriority="99" w:name="Table Subtle 1"/>
-    <w:lsdException w:uiPriority="99" w:name="Table Subtle 2"/>
-    <w:lsdException w:uiPriority="99" w:name="Table Web 1"/>
-    <w:lsdException w:uiPriority="99" w:name="Table Web 2"/>
-    <w:lsdException w:uiPriority="99" w:name="Table Web 3"/>
-    <w:lsdException w:uiPriority="99" w:name="Balloon Text"/>
-    <w:lsdException w:unhideWhenUsed="0" w:uiPriority="39" w:semiHidden="0" w:name="Table Grid"/>
-    <w:lsdException w:uiPriority="99" w:name="Table Theme"/>
-    <w:lsdException w:unhideWhenUsed="0" w:uiPriority="60" w:semiHidden="0" w:name="Light Shading"/>
-    <w:lsdException w:unhideWhenUsed="0" w:uiPriority="61" w:semiHidden="0" w:name="Light List"/>
-    <w:lsdException w:unhideWhenUsed="0" w:uiPriority="62" w:semiHidden="0" w:name="Light Grid"/>
-    <w:lsdException w:unhideWhenUsed="0" w:uiPriority="63" w:semiHidden="0" w:name="Medium Shading 1"/>
-    <w:lsdException w:unhideWhenUsed="0" w:uiPriority="64" w:semiHidden="0" w:name="Medium Shading 2"/>
-    <w:lsdException w:unhideWhenUsed="0" w:uiPriority="65" w:semiHidden="0" w:name="Medium List 1"/>
-    <w:lsdException w:unhideWhenUsed="0" w:uiPriority="66" w:semiHidden="0" w:name="Medium List 2"/>
-    <w:lsdException w:unhideWhenUsed="0" w:uiPriority="67" w:semiHidden="0" w:name="Medium Grid 1"/>
-    <w:lsdException w:unhideWhenUsed="0" w:uiPriority="68" w:semiHidden="0" w:name="Medium Grid 2"/>
-    <w:lsdException w:unhideWhenUsed="0" w:uiPriority="69" w:semiHidden="0" w:name="Medium Grid 3"/>
-    <w:lsdException w:unhideWhenUsed="0" w:uiPriority="70" w:semiHidden="0" w:name="Dark List"/>
-    <w:lsdException w:unhideWhenUsed="0" w:uiPriority="71" w:semiHidden="0" w:name="Colorful Shading"/>
-    <w:lsdException w:unhideWhenUsed="0" w:uiPriority="72" w:semiHidden="0" w:name="Colorful List"/>
-    <w:lsdException w:unhideWhenUsed="0" w:uiPriority="73" w:semiHidden="0" w:name="Colorful Grid"/>
-    <w:lsdException w:unhideWhenUsed="0" w:uiPriority="60" w:semiHidden="0" w:name="Light Shading Accent 1"/>
-    <w:lsdException w:unhideWhenUsed="0" w:uiPriority="61" w:semiHidden="0" w:name="Light List Accent 1"/>
-    <w:lsdException w:unhideWhenUsed="0" w:uiPriority="62" w:semiHidden="0" w:name="Light Grid Accent 1"/>
-    <w:lsdException w:unhideWhenUsed="0" w:uiPriority="63" w:semiHidden="0" w:name="Medium Shading 1 Accent 1"/>
-    <w:lsdException w:unhideWhenUsed="0" w:uiPriority="64" w:semiHidden="0" w:name="Medium Shading 2 Accent 1"/>
-    <w:lsdException w:unhideWhenUsed="0" w:uiPriority="65" w:semiHidden="0" w:name="Medium List 1 Accent 1"/>
-    <w:lsdException w:qFormat="1" w:unhideWhenUsed="0" w:uiPriority="34" w:semiHidden="0" w:name="List Paragraph"/>
-    <w:lsdException w:qFormat="1" w:unhideWhenUsed="0" w:uiPriority="29" w:semiHidden="0" w:name="Quote"/>
-    <w:lsdException w:qFormat="1" w:unhideWhenUsed="0" w:uiPriority="30" w:semiHidden="0" w:name="Intense Quote"/>
-    <w:lsdException w:unhideWhenUsed="0" w:uiPriority="66" w:semiHidden="0" w:name="Medium List 2 Accent 1"/>
-    <w:lsdException w:unhideWhenUsed="0" w:uiPriority="67" w:semiHidden="0" w:name="Medium Grid 1 Accent 1"/>
-    <w:lsdException w:unhideWhenUsed="0" w:uiPriority="68" w:semiHidden="0" w:name="Medium Grid 2 Accent 1"/>
-    <w:lsdException w:unhideWhenUsed="0" w:uiPriority="69" w:semiHidden="0" w:name="Medium Grid 3 Accent 1"/>
-    <w:lsdException w:unhideWhenUsed="0" w:uiPriority="70" w:semiHidden="0" w:name="Dark List Accent 1"/>
-    <w:lsdException w:unhideWhenUsed="0" w:uiPriority="71" w:semiHidden="0" w:name="Colorful Shading Accent 1"/>
-    <w:lsdException w:unhideWhenUsed="0" w:uiPriority="72" w:semiHidden="0" w:name="Colorful List Accent 1"/>
-    <w:lsdException w:unhideWhenUsed="0" w:uiPriority="73" w:semiHidden="0" w:name="Colorful Grid Accent 1"/>
-    <w:lsdException w:unhideWhenUsed="0" w:uiPriority="60" w:semiHidden="0" w:name="Light Shading Accent 2"/>
-    <w:lsdException w:unhideWhenUsed="0" w:uiPriority="61" w:semiHidden="0" w:name="Light List Accent 2"/>
-    <w:lsdException w:unhideWhenUsed="0" w:uiPriority="62" w:semiHidden="0" w:name="Light Grid Accent 2"/>
-    <w:lsdException w:unhideWhenUsed="0" w:uiPriority="63" w:semiHidden="0" w:name="Medium Shading 1 Accent 2"/>
-    <w:lsdException w:unhideWhenUsed="0" w:uiPriority="64" w:semiHidden="0" w:name="Medium Shading 2 Accent 2"/>
-    <w:lsdException w:unhideWhenUsed="0" w:uiPriority="65" w:semiHidden="0" w:name="Medium List 1 Accent 2"/>
-    <w:lsdException w:unhideWhenUsed="0" w:uiPriority="66" w:semiHidden="0" w:name="Medium List 2 Accent 2"/>
-    <w:lsdException w:unhideWhenUsed="0" w:uiPriority="67" w:semiHidden="0" w:name="Medium Grid 1 Accent 2"/>
-    <w:lsdException w:unhideWhenUsed="0" w:uiPriority="68" w:semiHidden="0" w:name="Medium Grid 2 Accent 2"/>
-    <w:lsdException w:unhideWhenUsed="0" w:uiPriority="69" w:semiHidden="0" w:name="Medium Grid 3 Accent 2"/>
-    <w:lsdException w:unhideWhenUsed="0" w:uiPriority="70" w:semiHidden="0" w:name="Dark List Accent 2"/>
-    <w:lsdException w:unhideWhenUsed="0" w:uiPriority="71" w:semiHidden="0" w:name="Colorful Shading Accent 2"/>
-    <w:lsdException w:unhideWhenUsed="0" w:uiPriority="72" w:semiHidden="0" w:name="Colorful List Accent 2"/>
-    <w:lsdException w:unhideWhenUsed="0" w:uiPriority="73" w:semiHidden="0" w:name="Colorful Grid Accent 2"/>
-    <w:lsdException w:unhideWhenUsed="0" w:uiPriority="60" w:semiHidden="0" w:name="Light Shading Accent 3"/>
-    <w:lsdException w:unhideWhenUsed="0" w:uiPriority="61" w:semiHidden="0" w:name="Light List Accent 3"/>
-    <w:lsdException w:unhideWhenUsed="0" w:uiPriority="62" w:semiHidden="0" w:name="Light Grid Accent 3"/>
-    <w:lsdException w:unhideWhenUsed="0" w:uiPriority="63" w:semiHidden="0" w:name="Medium Shading 1 Accent 3"/>
-    <w:lsdException w:unhideWhenUsed="0" w:uiPriority="64" w:semiHidden="0" w:name="Medium Shading 2 Accent 3"/>
-    <w:lsdException w:unhideWhenUsed="0" w:uiPriority="65" w:semiHidden="0" w:name="Medium List 1 Accent 3"/>
-    <w:lsdException w:unhideWhenUsed="0" w:uiPriority="66" w:semiHidden="0" w:name="Medium List 2 Accent 3"/>
-    <w:lsdException w:unhideWhenUsed="0" w:uiPriority="67" w:semiHidden="0" w:name="Medium Grid 1 Accent 3"/>
-    <w:lsdException w:unhideWhenUsed="0" w:uiPriority="68" w:semiHidden="0" w:name="Medium Grid 2 Accent 3"/>
-    <w:lsdException w:unhideWhenUsed="0" w:uiPriority="69" w:semiHidden="0" w:name="Medium Grid 3 Accent 3"/>
-    <w:lsdException w:unhideWhenUsed="0" w:uiPriority="70" w:semiHidden="0" w:name="Dark List Accent 3"/>
-    <w:lsdException w:unhideWhenUsed="0" w:uiPriority="71" w:semiHidden="0" w:name="Colorful Shading Accent 3"/>
-    <w:lsdException w:unhideWhenUsed="0" w:uiPriority="72" w:semiHidden="0" w:name="Colorful List Accent 3"/>
-    <w:lsdException w:unhideWhenUsed="0" w:uiPriority="73" w:semiHidden="0" w:name="Colorful Grid Accent 3"/>
-    <w:lsdException w:unhideWhenUsed="0" w:uiPriority="60" w:semiHidden="0" w:name="Light Shading Accent 4"/>
-    <w:lsdException w:unhideWhenUsed="0" w:uiPriority="61" w:semiHidden="0" w:name="Light List Accent 4"/>
-    <w:lsdException w:unhideWhenUsed="0" w:uiPriority="62" w:semiHidden="0" w:name="Light Grid Accent 4"/>
-    <w:lsdException w:unhideWhenUsed="0" w:uiPriority="63" w:semiHidden="0" w:name="Medium Shading 1 Accent 4"/>
-    <w:lsdException w:unhideWhenUsed="0" w:uiPriority="64" w:semiHidden="0" w:name="Medium Shading 2 Accent 4"/>
-    <w:lsdException w:unhideWhenUsed="0" w:uiPriority="65" w:semiHidden="0" w:name="Medium List 1 Accent 4"/>
-    <w:lsdException w:unhideWhenUsed="0" w:uiPriority="66" w:semiHidden="0" w:name="Medium List 2 Accent 4"/>
-    <w:lsdException w:unhideWhenUsed="0" w:uiPriority="67" w:semiHidden="0" w:name="Medium Grid 1 Accent 4"/>
-    <w:lsdException w:unhideWhenUsed="0" w:uiPriority="68" w:semiHidden="0" w:name="Medium Grid 2 Accent 4"/>
-    <w:lsdException w:unhideWhenUsed="0" w:uiPriority="69" w:semiHidden="0" w:name="Medium Grid 3 Accent 4"/>
-    <w:lsdException w:unhideWhenUsed="0" w:uiPriority="70" w:semiHidden="0" w:name="Dark List Accent 4"/>
-    <w:lsdException w:unhideWhenUsed="0" w:uiPriority="71" w:semiHidden="0" w:name="Colorful Shading Accent 4"/>
-    <w:lsdException w:unhideWhenUsed="0" w:uiPriority="72" w:semiHidden="0" w:name="Colorful List Accent 4"/>
-    <w:lsdException w:unhideWhenUsed="0" w:uiPriority="73" w:semiHidden="0" w:name="Colorful Grid Accent 4"/>
-    <w:lsdException w:unhideWhenUsed="0" w:uiPriority="60" w:semiHidden="0" w:name="Light Shading Accent 5"/>
-    <w:lsdException w:unhideWhenUsed="0" w:uiPriority="61" w:semiHidden="0" w:name="Light List Accent 5"/>
-    <w:lsdException w:unhideWhenUsed="0" w:uiPriority="62" w:semiHidden="0" w:name="Light Grid Accent 5"/>
-    <w:lsdException w:unhideWhenUsed="0" w:uiPriority="63" w:semiHidden="0" w:name="Medium Shading 1 Accent 5"/>
-    <w:lsdException w:unhideWhenUsed="0" w:uiPriority="64" w:semiHidden="0" w:name="Medium Shading 2 Accent 5"/>
-    <w:lsdException w:unhideWhenUsed="0" w:uiPriority="65" w:semiHidden="0" w:name="Medium List 1 Accent 5"/>
-    <w:lsdException w:unhideWhenUsed="0" w:uiPriority="66" w:semiHidden="0" w:name="Medium List 2 Accent 5"/>
-    <w:lsdException w:unhideWhenUsed="0" w:uiPriority="67" w:semiHidden="0" w:name="Medium Grid 1 Accent 5"/>
-    <w:lsdException w:unhideWhenUsed="0" w:uiPriority="68" w:semiHidden="0" w:name="Medium Grid 2 Accent 5"/>
-    <w:lsdException w:unhideWhenUsed="0" w:uiPriority="69" w:semiHidden="0" w:name="Medium Grid 3 Accent 5"/>
-    <w:lsdException w:unhideWhenUsed="0" w:uiPriority="70" w:semiHidden="0" w:name="Dark List Accent 5"/>
-    <w:lsdException w:unhideWhenUsed="0" w:uiPriority="71" w:semiHidden="0" w:name="Colorful Shading Accent 5"/>
-    <w:lsdException w:unhideWhenUsed="0" w:uiPriority="72" w:semiHidden="0" w:name="Colorful List Accent 5"/>
-    <w:lsdException w:unhideWhenUsed="0" w:uiPriority="73" w:semiHidden="0" w:name="Colorful Grid Accent 5"/>
-    <w:lsdException w:unhideWhenUsed="0" w:uiPriority="60" w:semiHidden="0" w:name="Light Shading Accent 6"/>
-    <w:lsdException w:unhideWhenUsed="0" w:uiPriority="61" w:semiHidden="0" w:name="Light List Accent 6"/>
-    <w:lsdException w:unhideWhenUsed="0" w:uiPriority="62" w:semiHidden="0" w:name="Light Grid Accent 6"/>
-    <w:lsdException w:unhideWhenUsed="0" w:uiPriority="63" w:semiHidden="0" w:name="Medium Shading 1 Accent 6"/>
-    <w:lsdException w:unhideWhenUsed="0" w:uiPriority="64" w:semiHidden="0" w:name="Medium Shading 2 Accent 6"/>
-    <w:lsdException w:unhideWhenUsed="0" w:uiPriority="65" w:semiHidden="0" w:name="Medium List 1 Accent 6"/>
-    <w:lsdException w:unhideWhenUsed="0" w:uiPriority="66" w:semiHidden="0" w:name="Medium List 2 Accent 6"/>
-    <w:lsdException w:unhideWhenUsed="0" w:uiPriority="67" w:semiHidden="0" w:name="Medium Grid 1 Accent 6"/>
-    <w:lsdException w:unhideWhenUsed="0" w:uiPriority="68" w:semiHidden="0" w:name="Medium Grid 2 Accent 6"/>
-    <w:lsdException w:unhideWhenUsed="0" w:uiPriority="69" w:semiHidden="0" w:name="Medium Grid 3 Accent 6"/>
-    <w:lsdException w:unhideWhenUsed="0" w:uiPriority="70" w:semiHidden="0" w:name="Dark List Accent 6"/>
-    <w:lsdException w:unhideWhenUsed="0" w:uiPriority="71" w:semiHidden="0" w:name="Colorful Shading Accent 6"/>
-    <w:lsdException w:unhideWhenUsed="0" w:uiPriority="72" w:semiHidden="0" w:name="Colorful List Accent 6"/>
-    <w:lsdException w:unhideWhenUsed="0" w:uiPriority="73" w:semiHidden="0" w:name="Colorful Grid Accent 6"/>
+  <w:latentStyles w:defLockedState="0" w:defUIPriority="99" w:defSemiHidden="0" w:defUnhideWhenUsed="0" w:defQFormat="0" w:count="376">
+    <w:lsdException w:name="Normal" w:uiPriority="0" w:qFormat="1"/>
+    <w:lsdException w:name="heading 1" w:uiPriority="9" w:qFormat="1"/>
+    <w:lsdException w:name="heading 2" w:semiHidden="1" w:uiPriority="9" w:unhideWhenUsed="1" w:qFormat="1"/>
+    <w:lsdException w:name="heading 3" w:semiHidden="1" w:uiPriority="9" w:unhideWhenUsed="1" w:qFormat="1"/>
+    <w:lsdException w:name="heading 4" w:semiHidden="1" w:uiPriority="9" w:unhideWhenUsed="1" w:qFormat="1"/>
+    <w:lsdException w:name="heading 5" w:semiHidden="1" w:uiPriority="9" w:unhideWhenUsed="1" w:qFormat="1"/>
+    <w:lsdException w:name="heading 6" w:semiHidden="1" w:uiPriority="9" w:unhideWhenUsed="1" w:qFormat="1"/>
+    <w:lsdException w:name="heading 7" w:semiHidden="1" w:uiPriority="9" w:unhideWhenUsed="1" w:qFormat="1"/>
+    <w:lsdException w:name="heading 8" w:semiHidden="1" w:uiPriority="9" w:unhideWhenUsed="1" w:qFormat="1"/>
+    <w:lsdException w:name="heading 9" w:semiHidden="1" w:uiPriority="9" w:unhideWhenUsed="1" w:qFormat="1"/>
+    <w:lsdException w:name="index 1" w:semiHidden="1" w:unhideWhenUsed="1"/>
+    <w:lsdException w:name="index 2" w:semiHidden="1" w:unhideWhenUsed="1"/>
+    <w:lsdException w:name="index 3" w:semiHidden="1" w:unhideWhenUsed="1"/>
+    <w:lsdException w:name="index 4" w:semiHidden="1" w:unhideWhenUsed="1"/>
+    <w:lsdException w:name="index 5" w:semiHidden="1" w:unhideWhenUsed="1"/>
+    <w:lsdException w:name="index 6" w:semiHidden="1" w:unhideWhenUsed="1"/>
+    <w:lsdException w:name="index 7" w:semiHidden="1" w:unhideWhenUsed="1"/>
+    <w:lsdException w:name="index 8" w:semiHidden="1" w:unhideWhenUsed="1"/>
+    <w:lsdException w:name="index 9" w:semiHidden="1" w:unhideWhenUsed="1"/>
+    <w:lsdException w:name="toc 1" w:semiHidden="1" w:uiPriority="39" w:unhideWhenUsed="1"/>
+    <w:lsdException w:name="toc 2" w:semiHidden="1" w:uiPriority="39" w:unhideWhenUsed="1"/>
+    <w:lsdException w:name="toc 3" w:semiHidden="1" w:uiPriority="39" w:unhideWhenUsed="1"/>
+    <w:lsdException w:name="toc 4" w:semiHidden="1" w:uiPriority="39" w:unhideWhenUsed="1"/>
+    <w:lsdException w:name="toc 5" w:semiHidden="1" w:uiPriority="39" w:unhideWhenUsed="1"/>
+    <w:lsdException w:name="toc 6" w:semiHidden="1" w:uiPriority="39" w:unhideWhenUsed="1"/>
+    <w:lsdException w:name="toc 7" w:semiHidden="1" w:uiPriority="39" w:unhideWhenUsed="1"/>
+    <w:lsdException w:name="toc 8" w:semiHidden="1" w:uiPriority="39" w:unhideWhenUsed="1"/>
+    <w:lsdException w:name="toc 9" w:semiHidden="1" w:uiPriority="39" w:unhideWhenUsed="1"/>
+    <w:lsdException w:name="Normal Indent" w:semiHidden="1" w:unhideWhenUsed="1"/>
+    <w:lsdException w:name="footnote text" w:semiHidden="1" w:unhideWhenUsed="1"/>
+    <w:lsdException w:name="annotation text" w:semiHidden="1" w:unhideWhenUsed="1"/>
+    <w:lsdException w:name="header" w:unhideWhenUsed="1" w:qFormat="1"/>
+    <w:lsdException w:name="footer" w:unhideWhenUsed="1" w:qFormat="1"/>
+    <w:lsdException w:name="index heading" w:semiHidden="1" w:unhideWhenUsed="1"/>
+    <w:lsdException w:name="caption" w:uiPriority="0" w:qFormat="1"/>
+    <w:lsdException w:name="table of figures" w:semiHidden="1" w:unhideWhenUsed="1"/>
+    <w:lsdException w:name="envelope address" w:semiHidden="1" w:unhideWhenUsed="1"/>
+    <w:lsdException w:name="envelope return" w:semiHidden="1" w:unhideWhenUsed="1"/>
+    <w:lsdException w:name="footnote reference" w:semiHidden="1" w:unhideWhenUsed="1"/>
+    <w:lsdException w:name="annotation reference" w:semiHidden="1" w:unhideWhenUsed="1"/>
+    <w:lsdException w:name="line number" w:semiHidden="1" w:unhideWhenUsed="1"/>
+    <w:lsdException w:name="page number" w:semiHidden="1" w:unhideWhenUsed="1"/>
+    <w:lsdException w:name="endnote reference" w:semiHidden="1" w:unhideWhenUsed="1"/>
+    <w:lsdException w:name="endnote text" w:semiHidden="1" w:unhideWhenUsed="1"/>
+    <w:lsdException w:name="table of authorities" w:semiHidden="1" w:unhideWhenUsed="1"/>
+    <w:lsdException w:name="macro" w:semiHidden="1" w:unhideWhenUsed="1"/>
+    <w:lsdException w:name="toa heading" w:semiHidden="1" w:unhideWhenUsed="1"/>
+    <w:lsdException w:name="List" w:semiHidden="1" w:unhideWhenUsed="1"/>
+    <w:lsdException w:name="List Bullet" w:semiHidden="1" w:unhideWhenUsed="1"/>
+    <w:lsdException w:name="List Number" w:semiHidden="1" w:unhideWhenUsed="1"/>
+    <w:lsdException w:name="List 2" w:semiHidden="1" w:unhideWhenUsed="1"/>
+    <w:lsdException w:name="List 3" w:semiHidden="1" w:unhideWhenUsed="1"/>
+    <w:lsdException w:name="List 4" w:semiHidden="1" w:unhideWhenUsed="1"/>
+    <w:lsdException w:name="List 5" w:semiHidden="1" w:unhideWhenUsed="1"/>
+    <w:lsdException w:name="List Bullet 2" w:semiHidden="1" w:unhideWhenUsed="1"/>
+    <w:lsdException w:name="List Bullet 3" w:semiHidden="1" w:unhideWhenUsed="1"/>
+    <w:lsdException w:name="List Bullet 4" w:semiHidden="1" w:unhideWhenUsed="1"/>
+    <w:lsdException w:name="List Bullet 5" w:semiHidden="1" w:unhideWhenUsed="1"/>
+    <w:lsdException w:name="List Number 2" w:semiHidden="1" w:unhideWhenUsed="1"/>
+    <w:lsdException w:name="List Number 3" w:semiHidden="1" w:unhideWhenUsed="1"/>
+    <w:lsdException w:name="List Number 4" w:semiHidden="1" w:unhideWhenUsed="1"/>
+    <w:lsdException w:name="List Number 5" w:semiHidden="1" w:unhideWhenUsed="1"/>
+    <w:lsdException w:name="Title" w:uiPriority="10" w:qFormat="1"/>
+    <w:lsdException w:name="Closing" w:semiHidden="1" w:unhideWhenUsed="1"/>
+    <w:lsdException w:name="Signature" w:semiHidden="1" w:unhideWhenUsed="1"/>
+    <w:lsdException w:name="Default Paragraph Font" w:semiHidden="1" w:uiPriority="1" w:unhideWhenUsed="1"/>
+    <w:lsdException w:name="Body Text" w:semiHidden="1" w:unhideWhenUsed="1"/>
+    <w:lsdException w:name="Body Text Indent" w:semiHidden="1" w:unhideWhenUsed="1"/>
+    <w:lsdException w:name="List Continue" w:semiHidden="1" w:unhideWhenUsed="1"/>
+    <w:lsdException w:name="List Continue 2" w:semiHidden="1" w:unhideWhenUsed="1"/>
+    <w:lsdException w:name="List Continue 3" w:semiHidden="1" w:unhideWhenUsed="1"/>
+    <w:lsdException w:name="List Continue 4" w:semiHidden="1" w:unhideWhenUsed="1"/>
+    <w:lsdException w:name="List Continue 5" w:semiHidden="1" w:unhideWhenUsed="1"/>
+    <w:lsdException w:name="Message Header" w:semiHidden="1" w:unhideWhenUsed="1"/>
+    <w:lsdException w:name="Subtitle" w:uiPriority="11" w:qFormat="1"/>
+    <w:lsdException w:name="Salutation" w:semiHidden="1" w:unhideWhenUsed="1"/>
+    <w:lsdException w:name="Date" w:semiHidden="1" w:unhideWhenUsed="1"/>
+    <w:lsdException w:name="Body Text First Indent" w:semiHidden="1" w:unhideWhenUsed="1"/>
+    <w:lsdException w:name="Body Text First Indent 2" w:semiHidden="1" w:unhideWhenUsed="1"/>
+    <w:lsdException w:name="Note Heading" w:semiHidden="1" w:unhideWhenUsed="1"/>
+    <w:lsdException w:name="Body Text 2" w:semiHidden="1" w:unhideWhenUsed="1"/>
+    <w:lsdException w:name="Body Text 3" w:semiHidden="1" w:unhideWhenUsed="1"/>
+    <w:lsdException w:name="Body Text Indent 2" w:semiHidden="1" w:unhideWhenUsed="1"/>
+    <w:lsdException w:name="Body Text Indent 3" w:semiHidden="1" w:unhideWhenUsed="1"/>
+    <w:lsdException w:name="Block Text" w:semiHidden="1" w:unhideWhenUsed="1"/>
+    <w:lsdException w:name="Hyperlink" w:semiHidden="1" w:unhideWhenUsed="1"/>
+    <w:lsdException w:name="FollowedHyperlink" w:semiHidden="1" w:unhideWhenUsed="1"/>
+    <w:lsdException w:name="Strong" w:uiPriority="22" w:qFormat="1"/>
+    <w:lsdException w:name="Emphasis" w:uiPriority="20" w:qFormat="1"/>
+    <w:lsdException w:name="Document Map" w:semiHidden="1" w:unhideWhenUsed="1"/>
+    <w:lsdException w:name="Plain Text" w:semiHidden="1" w:unhideWhenUsed="1"/>
+    <w:lsdException w:name="E-mail Signature" w:semiHidden="1" w:unhideWhenUsed="1"/>
+    <w:lsdException w:name="HTML Top of Form" w:semiHidden="1" w:unhideWhenUsed="1"/>
+    <w:lsdException w:name="HTML Bottom of Form" w:semiHidden="1" w:unhideWhenUsed="1"/>
+    <w:lsdException w:name="Normal (Web)" w:semiHidden="1" w:unhideWhenUsed="1"/>
+    <w:lsdException w:name="HTML Acronym" w:semiHidden="1" w:unhideWhenUsed="1"/>
+    <w:lsdException w:name="HTML Address" w:semiHidden="1" w:unhideWhenUsed="1"/>
+    <w:lsdException w:name="HTML Cite" w:semiHidden="1" w:unhideWhenUsed="1"/>
+    <w:lsdException w:name="HTML Code" w:semiHidden="1" w:unhideWhenUsed="1"/>
+    <w:lsdException w:name="HTML Definition" w:semiHidden="1" w:unhideWhenUsed="1"/>
+    <w:lsdException w:name="HTML Keyboard" w:semiHidden="1" w:unhideWhenUsed="1"/>
+    <w:lsdException w:name="HTML Preformatted" w:semiHidden="1" w:unhideWhenUsed="1"/>
+    <w:lsdException w:name="HTML Sample" w:semiHidden="1" w:unhideWhenUsed="1"/>
+    <w:lsdException w:name="HTML Typewriter" w:semiHidden="1" w:unhideWhenUsed="1"/>
+    <w:lsdException w:name="HTML Variable" w:semiHidden="1" w:unhideWhenUsed="1"/>
+    <w:lsdException w:name="Normal Table" w:semiHidden="1" w:unhideWhenUsed="1"/>
+    <w:lsdException w:name="annotation subject" w:semiHidden="1" w:unhideWhenUsed="1"/>
+    <w:lsdException w:name="No List" w:semiHidden="1" w:unhideWhenUsed="1"/>
+    <w:lsdException w:name="Outline List 1" w:semiHidden="1" w:unhideWhenUsed="1"/>
+    <w:lsdException w:name="Outline List 2" w:semiHidden="1" w:unhideWhenUsed="1"/>
+    <w:lsdException w:name="Outline List 3" w:semiHidden="1" w:unhideWhenUsed="1"/>
+    <w:lsdException w:name="Table Simple 1" w:semiHidden="1" w:unhideWhenUsed="1"/>
+    <w:lsdException w:name="Table Simple 2" w:semiHidden="1" w:unhideWhenUsed="1"/>
+    <w:lsdException w:name="Table Simple 3" w:semiHidden="1" w:unhideWhenUsed="1"/>
+    <w:lsdException w:name="Table Classic 1" w:semiHidden="1" w:unhideWhenUsed="1"/>
+    <w:lsdException w:name="Table Classic 2" w:semiHidden="1" w:unhideWhenUsed="1"/>
+    <w:lsdException w:name="Table Classic 3" w:semiHidden="1" w:unhideWhenUsed="1"/>
+    <w:lsdException w:name="Table Classic 4" w:semiHidden="1" w:unhideWhenUsed="1"/>
+    <w:lsdException w:name="Table Colorful 1" w:semiHidden="1" w:unhideWhenUsed="1"/>
+    <w:lsdException w:name="Table Colorful 2" w:semiHidden="1" w:unhideWhenUsed="1"/>
+    <w:lsdException w:name="Table Colorful 3" w:semiHidden="1" w:unhideWhenUsed="1"/>
+    <w:lsdException w:name="Table Columns 1" w:semiHidden="1" w:unhideWhenUsed="1"/>
+    <w:lsdException w:name="Table Columns 2" w:semiHidden="1" w:unhideWhenUsed="1"/>
+    <w:lsdException w:name="Table Columns 3" w:semiHidden="1" w:unhideWhenUsed="1"/>
+    <w:lsdException w:name="Table Columns 4" w:semiHidden="1" w:unhideWhenUsed="1"/>
+    <w:lsdException w:name="Table Columns 5" w:semiHidden="1" w:unhideWhenUsed="1"/>
+    <w:lsdException w:name="Table Grid 1" w:semiHidden="1" w:unhideWhenUsed="1"/>
+    <w:lsdException w:name="Table Grid 2" w:semiHidden="1" w:unhideWhenUsed="1"/>
+    <w:lsdException w:name="Table Grid 3" w:semiHidden="1" w:unhideWhenUsed="1"/>
+    <w:lsdException w:name="Table Grid 4" w:semiHidden="1" w:unhideWhenUsed="1"/>
+    <w:lsdException w:name="Table Grid 5" w:semiHidden="1" w:unhideWhenUsed="1"/>
+    <w:lsdException w:name="Table Grid 6" w:semiHidden="1" w:unhideWhenUsed="1"/>
+    <w:lsdException w:name="Table Grid 7" w:semiHidden="1" w:unhideWhenUsed="1"/>
+    <w:lsdException w:name="Table Grid 8" w:semiHidden="1" w:unhideWhenUsed="1"/>
+    <w:lsdException w:name="Table List 1" w:semiHidden="1" w:unhideWhenUsed="1"/>
+    <w:lsdException w:name="Table List 2" w:semiHidden="1" w:unhideWhenUsed="1"/>
+    <w:lsdException w:name="Table List 3" w:semiHidden="1" w:unhideWhenUsed="1"/>
+    <w:lsdException w:name="Table List 4" w:semiHidden="1" w:unhideWhenUsed="1"/>
+    <w:lsdException w:name="Table List 5" w:semiHidden="1" w:unhideWhenUsed="1"/>
+    <w:lsdException w:name="Table List 6" w:semiHidden="1" w:unhideWhenUsed="1"/>
+    <w:lsdException w:name="Table List 7" w:semiHidden="1" w:unhideWhenUsed="1"/>
+    <w:lsdException w:name="Table List 8" w:semiHidden="1" w:unhideWhenUsed="1"/>
+    <w:lsdException w:name="Table 3D effects 1" w:semiHidden="1" w:unhideWhenUsed="1"/>
+    <w:lsdException w:name="Table 3D effects 2" w:semiHidden="1" w:unhideWhenUsed="1"/>
+    <w:lsdException w:name="Table 3D effects 3" w:semiHidden="1" w:unhideWhenUsed="1"/>
+    <w:lsdException w:name="Table Contemporary" w:semiHidden="1" w:unhideWhenUsed="1"/>
+    <w:lsdException w:name="Table Elegant" w:semiHidden="1" w:unhideWhenUsed="1"/>
+    <w:lsdException w:name="Table Professional" w:semiHidden="1" w:unhideWhenUsed="1"/>
+    <w:lsdException w:name="Table Subtle 1" w:semiHidden="1" w:unhideWhenUsed="1"/>
+    <w:lsdException w:name="Table Subtle 2" w:semiHidden="1" w:unhideWhenUsed="1"/>
+    <w:lsdException w:name="Table Web 1" w:semiHidden="1" w:unhideWhenUsed="1"/>
+    <w:lsdException w:name="Table Web 2" w:semiHidden="1" w:unhideWhenUsed="1"/>
+    <w:lsdException w:name="Table Web 3" w:semiHidden="1" w:unhideWhenUsed="1"/>
+    <w:lsdException w:name="Balloon Text" w:semiHidden="1" w:unhideWhenUsed="1"/>
+    <w:lsdException w:name="Table Grid" w:uiPriority="39"/>
+    <w:lsdException w:name="Table Theme" w:semiHidden="1" w:unhideWhenUsed="1"/>
+    <w:lsdException w:name="Placeholder Text" w:semiHidden="1" w:unhideWhenUsed="1"/>
+    <w:lsdException w:name="No Spacing" w:semiHidden="1" w:unhideWhenUsed="1"/>
+    <w:lsdException w:name="Light Shading" w:uiPriority="60"/>
+    <w:lsdException w:name="Light List" w:uiPriority="61"/>
+    <w:lsdException w:name="Light Grid" w:uiPriority="62"/>
+    <w:lsdException w:name="Medium Shading 1" w:uiPriority="63"/>
+    <w:lsdException w:name="Medium Shading 2" w:uiPriority="64"/>
+    <w:lsdException w:name="Medium List 1" w:uiPriority="65"/>
+    <w:lsdException w:name="Medium List 2" w:uiPriority="66"/>
+    <w:lsdException w:name="Medium Grid 1" w:uiPriority="67"/>
+    <w:lsdException w:name="Medium Grid 2" w:uiPriority="68"/>
+    <w:lsdException w:name="Medium Grid 3" w:uiPriority="69"/>
+    <w:lsdException w:name="Dark List" w:uiPriority="70"/>
+    <w:lsdException w:name="Colorful Shading" w:uiPriority="71"/>
+    <w:lsdException w:name="Colorful List" w:uiPriority="72"/>
+    <w:lsdException w:name="Colorful Grid" w:uiPriority="73"/>
+    <w:lsdException w:name="Light Shading Accent 1" w:uiPriority="60"/>
+    <w:lsdException w:name="Light List Accent 1" w:uiPriority="61"/>
+    <w:lsdException w:name="Light Grid Accent 1" w:uiPriority="62"/>
+    <w:lsdException w:name="Medium Shading 1 Accent 1" w:uiPriority="63"/>
+    <w:lsdException w:name="Medium Shading 2 Accent 1" w:uiPriority="64"/>
+    <w:lsdException w:name="Medium List 1 Accent 1" w:uiPriority="65"/>
+    <w:lsdException w:name="Revision" w:semiHidden="1" w:unhideWhenUsed="1"/>
+    <w:lsdException w:name="List Paragraph" w:uiPriority="34" w:qFormat="1"/>
+    <w:lsdException w:name="Quote" w:uiPriority="29" w:qFormat="1"/>
+    <w:lsdException w:name="Intense Quote" w:uiPriority="30" w:qFormat="1"/>
+    <w:lsdException w:name="Medium List 2 Accent 1" w:uiPriority="66"/>
+    <w:lsdException w:name="Medium Grid 1 Accent 1" w:uiPriority="67"/>
+    <w:lsdException w:name="Medium Grid 2 Accent 1" w:uiPriority="68"/>
+    <w:lsdException w:name="Medium Grid 3 Accent 1" w:uiPriority="69"/>
+    <w:lsdException w:name="Dark List Accent 1" w:uiPriority="70"/>
+    <w:lsdException w:name="Colorful Shading Accent 1" w:uiPriority="71"/>
+    <w:lsdException w:name="Colorful List Accent 1" w:uiPriority="72"/>
+    <w:lsdException w:name="Colorful Grid Accent 1" w:uiPriority="73"/>
+    <w:lsdException w:name="Light Shading Accent 2" w:uiPriority="60"/>
+    <w:lsdException w:name="Light List Accent 2" w:uiPriority="61"/>
+    <w:lsdException w:name="Light Grid Accent 2" w:uiPriority="62"/>
+    <w:lsdException w:name="Medium Shading 1 Accent 2" w:uiPriority="63"/>
+    <w:lsdException w:name="Medium Shading 2 Accent 2" w:uiPriority="64"/>
+    <w:lsdException w:name="Medium List 1 Accent 2" w:uiPriority="65"/>
+    <w:lsdException w:name="Medium List 2 Accent 2" w:uiPriority="66"/>
+    <w:lsdException w:name="Medium Grid 1 Accent 2" w:uiPriority="67"/>
+    <w:lsdException w:name="Medium Grid 2 Accent 2" w:uiPriority="68"/>
+    <w:lsdException w:name="Medium Grid 3 Accent 2" w:uiPriority="69"/>
+    <w:lsdException w:name="Dark List Accent 2" w:uiPriority="70"/>
+    <w:lsdException w:name="Colorful Shading Accent 2" w:uiPriority="71"/>
+    <w:lsdException w:name="Colorful List Accent 2" w:uiPriority="72"/>
+    <w:lsdException w:name="Colorful Grid Accent 2" w:uiPriority="73"/>
+    <w:lsdException w:name="Light Shading Accent 3" w:uiPriority="60"/>
+    <w:lsdException w:name="Light List Accent 3" w:uiPriority="61"/>
+    <w:lsdException w:name="Light Grid Accent 3" w:uiPriority="62"/>
+    <w:lsdException w:name="Medium Shading 1 Accent 3" w:uiPriority="63"/>
+    <w:lsdException w:name="Medium Shading 2 Accent 3" w:uiPriority="64"/>
+    <w:lsdException w:name="Medium List 1 Accent 3" w:uiPriority="65"/>
+    <w:lsdException w:name="Medium List 2 Accent 3" w:uiPriority="66"/>
+    <w:lsdException w:name="Medium Grid 1 Accent 3" w:uiPriority="67"/>
+    <w:lsdException w:name="Medium Grid 2 Accent 3" w:uiPriority="68"/>
+    <w:lsdException w:name="Medium Grid 3 Accent 3" w:uiPriority="69"/>
+    <w:lsdException w:name="Dark List Accent 3" w:uiPriority="70"/>
+    <w:lsdException w:name="Colorful Shading Accent 3" w:uiPriority="71"/>
+    <w:lsdException w:name="Colorful List Accent 3" w:uiPriority="72"/>
+    <w:lsdException w:name="Colorful Grid Accent 3" w:uiPriority="73"/>
+    <w:lsdException w:name="Light Shading Accent 4" w:uiPriority="60"/>
+    <w:lsdException w:name="Light List Accent 4" w:uiPriority="61"/>
+    <w:lsdException w:name="Light Grid Accent 4" w:uiPriority="62"/>
+    <w:lsdException w:name="Medium Shading 1 Accent 4" w:uiPriority="63"/>
+    <w:lsdException w:name="Medium Shading 2 Accent 4" w:uiPriority="64"/>
+    <w:lsdException w:name="Medium List 1 Accent 4" w:uiPriority="65"/>
+    <w:lsdException w:name="Medium List 2 Accent 4" w:uiPriority="66"/>
+    <w:lsdException w:name="Medium Grid 1 Accent 4" w:uiPriority="67"/>
+    <w:lsdException w:name="Medium Grid 2 Accent 4" w:uiPriority="68"/>
+    <w:lsdException w:name="Medium Grid 3 Accent 4" w:uiPriority="69"/>
+    <w:lsdException w:name="Dark List Accent 4" w:uiPriority="70"/>
+    <w:lsdException w:name="Colorful Shading Accent 4" w:uiPriority="71"/>
+    <w:lsdException w:name="Colorful List Accent 4" w:uiPriority="72"/>
+    <w:lsdException w:name="Colorful Grid Accent 4" w:uiPriority="73"/>
+    <w:lsdException w:name="Light Shading Accent 5" w:uiPriority="60"/>
+    <w:lsdException w:name="Light List Accent 5" w:uiPriority="61"/>
+    <w:lsdException w:name="Light Grid Accent 5" w:uiPriority="62"/>
+    <w:lsdException w:name="Medium Shading 1 Accent 5" w:uiPriority="63"/>
+    <w:lsdException w:name="Medium Shading 2 Accent 5" w:uiPriority="64"/>
+    <w:lsdException w:name="Medium List 1 Accent 5" w:uiPriority="65"/>
+    <w:lsdException w:name="Medium List 2 Accent 5" w:uiPriority="66"/>
+    <w:lsdException w:name="Medium Grid 1 Accent 5" w:uiPriority="67"/>
+    <w:lsdException w:name="Medium Grid 2 Accent 5" w:uiPriority="68"/>
+    <w:lsdException w:name="Medium Grid 3 Accent 5" w:uiPriority="69"/>
+    <w:lsdException w:name="Dark List Accent 5" w:uiPriority="70"/>
+    <w:lsdException w:name="Colorful Shading Accent 5" w:uiPriority="71"/>
+    <w:lsdException w:name="Colorful List Accent 5" w:uiPriority="72"/>
+    <w:lsdException w:name="Colorful Grid Accent 5" w:uiPriority="73"/>
+    <w:lsdException w:name="Light Shading Accent 6" w:uiPriority="60"/>
+    <w:lsdException w:name="Light List Accent 6" w:uiPriority="61"/>
+    <w:lsdException w:name="Light Grid Accent 6" w:uiPriority="62"/>
+    <w:lsdException w:name="Medium Shading 1 Accent 6" w:uiPriority="63"/>
+    <w:lsdException w:name="Medium Shading 2 Accent 6" w:uiPriority="64"/>
+    <w:lsdException w:name="Medium List 1 Accent 6" w:uiPriority="65"/>
+    <w:lsdException w:name="Medium List 2 Accent 6" w:uiPriority="66"/>
+    <w:lsdException w:name="Medium Grid 1 Accent 6" w:uiPriority="67"/>
+    <w:lsdException w:name="Medium Grid 2 Accent 6" w:uiPriority="68"/>
+    <w:lsdException w:name="Medium Grid 3 Accent 6" w:uiPriority="69"/>
+    <w:lsdException w:name="Dark List Accent 6" w:uiPriority="70"/>
+    <w:lsdException w:name="Colorful Shading Accent 6" w:uiPriority="71"/>
+    <w:lsdException w:name="Colorful List Accent 6" w:uiPriority="72"/>
+    <w:lsdException w:name="Colorful Grid Accent 6" w:uiPriority="73"/>
+    <w:lsdException w:name="Subtle Emphasis" w:uiPriority="19" w:qFormat="1"/>
+    <w:lsdException w:name="Intense Emphasis" w:uiPriority="21" w:qFormat="1"/>
+    <w:lsdException w:name="Subtle Reference" w:uiPriority="31" w:qFormat="1"/>
+    <w:lsdException w:name="Intense Reference" w:uiPriority="32" w:qFormat="1"/>
+    <w:lsdException w:name="Book Title" w:uiPriority="33" w:qFormat="1"/>
+    <w:lsdException w:name="Bibliography" w:semiHidden="1" w:uiPriority="37" w:unhideWhenUsed="1"/>
+    <w:lsdException w:name="TOC Heading" w:semiHidden="1" w:uiPriority="39" w:unhideWhenUsed="1" w:qFormat="1"/>
+    <w:lsdException w:name="Plain Table 1" w:uiPriority="41"/>
+    <w:lsdException w:name="Plain Table 2" w:uiPriority="42"/>
+    <w:lsdException w:name="Plain Table 3" w:uiPriority="43"/>
+    <w:lsdException w:name="Plain Table 4" w:uiPriority="44"/>
+    <w:lsdException w:name="Plain Table 5" w:uiPriority="45"/>
+    <w:lsdException w:name="Grid Table Light" w:uiPriority="40"/>
+    <w:lsdException w:name="Grid Table 1 Light" w:uiPriority="46"/>
+    <w:lsdException w:name="Grid Table 2" w:uiPriority="47"/>
+    <w:lsdException w:name="Grid Table 3" w:uiPriority="48"/>
+    <w:lsdException w:name="Grid Table 4" w:uiPriority="49"/>
+    <w:lsdException w:name="Grid Table 5 Dark" w:uiPriority="50"/>
+    <w:lsdException w:name="Grid Table 6 Colorful" w:uiPriority="51"/>
+    <w:lsdException w:name="Grid Table 7 Colorful" w:uiPriority="52"/>
+    <w:lsdException w:name="Grid Table 1 Light Accent 1" w:uiPriority="46"/>
+    <w:lsdException w:name="Grid Table 2 Accent 1" w:uiPriority="47"/>
+    <w:lsdException w:name="Grid Table 3 Accent 1" w:uiPriority="48"/>
+    <w:lsdException w:name="Grid Table 4 Accent 1" w:uiPriority="49"/>
+    <w:lsdException w:name="Grid Table 5 Dark Accent 1" w:uiPriority="50"/>
+    <w:lsdException w:name="Grid Table 6 Colorful Accent 1" w:uiPriority="51"/>
+    <w:lsdException w:name="Grid Table 7 Colorful Accent 1" w:uiPriority="52"/>
+    <w:lsdException w:name="Grid Table 1 Light Accent 2" w:uiPriority="46"/>
+    <w:lsdException w:name="Grid Table 2 Accent 2" w:uiPriority="47"/>
+    <w:lsdException w:name="Grid Table 3 Accent 2" w:uiPriority="48"/>
+    <w:lsdException w:name="Grid Table 4 Accent 2" w:uiPriority="49"/>
+    <w:lsdException w:name="Grid Table 5 Dark Accent 2" w:uiPriority="50"/>
+    <w:lsdException w:name="Grid Table 6 Colorful Accent 2" w:uiPriority="51"/>
+    <w:lsdException w:name="Grid Table 7 Colorful Accent 2" w:uiPriority="52"/>
+    <w:lsdException w:name="Grid Table 1 Light Accent 3" w:uiPriority="46"/>
+    <w:lsdException w:name="Grid Table 2 Accent 3" w:uiPriority="47"/>
+    <w:lsdException w:name="Grid Table 3 Accent 3" w:uiPriority="48"/>
+    <w:lsdException w:name="Grid Table 4 Accent 3" w:uiPriority="49"/>
+    <w:lsdException w:name="Grid Table 5 Dark Accent 3" w:uiPriority="50"/>
+    <w:lsdException w:name="Grid Table 6 Colorful Accent 3" w:uiPriority="51"/>
+    <w:lsdException w:name="Grid Table 7 Colorful Accent 3" w:uiPriority="52"/>
+    <w:lsdException w:name="Grid Table 1 Light Accent 4" w:uiPriority="46"/>
+    <w:lsdException w:name="Grid Table 2 Accent 4" w:uiPriority="47"/>
+    <w:lsdException w:name="Grid Table 3 Accent 4" w:uiPriority="48"/>
+    <w:lsdException w:name="Grid Table 4 Accent 4" w:uiPriority="49"/>
+    <w:lsdException w:name="Grid Table 5 Dark Accent 4" w:uiPriority="50"/>
+    <w:lsdException w:name="Grid Table 6 Colorful Accent 4" w:uiPriority="51"/>
+    <w:lsdException w:name="Grid Table 7 Colorful Accent 4" w:uiPriority="52"/>
+    <w:lsdException w:name="Grid Table 1 Light Accent 5" w:uiPriority="46"/>
+    <w:lsdException w:name="Grid Table 2 Accent 5" w:uiPriority="47"/>
+    <w:lsdException w:name="Grid Table 3 Accent 5" w:uiPriority="48"/>
+    <w:lsdException w:name="Grid Table 4 Accent 5" w:uiPriority="49"/>
+    <w:lsdException w:name="Grid Table 5 Dark Accent 5" w:uiPriority="50"/>
+    <w:lsdException w:name="Grid Table 6 Colorful Accent 5" w:uiPriority="51"/>
+    <w:lsdException w:name="Grid Table 7 Colorful Accent 5" w:uiPriority="52"/>
+    <w:lsdException w:name="Grid Table 1 Light Accent 6" w:uiPriority="46"/>
+    <w:lsdException w:name="Grid Table 2 Accent 6" w:uiPriority="47"/>
+    <w:lsdException w:name="Grid Table 3 Accent 6" w:uiPriority="48"/>
+    <w:lsdException w:name="Grid Table 4 Accent 6" w:uiPriority="49"/>
+    <w:lsdException w:name="Grid Table 5 Dark Accent 6" w:uiPriority="50"/>
+    <w:lsdException w:name="Grid Table 6 Colorful Accent 6" w:uiPriority="51"/>
+    <w:lsdException w:name="Grid Table 7 Colorful Accent 6" w:uiPriority="52"/>
+    <w:lsdException w:name="List Table 1 Light" w:uiPriority="46"/>
+    <w:lsdException w:name="List Table 2" w:uiPriority="47"/>
+    <w:lsdException w:name="List Table 3" w:uiPriority="48"/>
+    <w:lsdException w:name="List Table 4" w:uiPriority="49"/>
+    <w:lsdException w:name="List Table 5 Dark" w:uiPriority="50"/>
+    <w:lsdException w:name="List Table 6 Colorful" w:uiPriority="51"/>
+    <w:lsdException w:name="List Table 7 Colorful" w:uiPriority="52"/>
+    <w:lsdException w:name="List Table 1 Light Accent 1" w:uiPriority="46"/>
+    <w:lsdException w:name="List Table 2 Accent 1" w:uiPriority="47"/>
+    <w:lsdException w:name="List Table 3 Accent 1" w:uiPriority="48"/>
+    <w:lsdException w:name="List Table 4 Accent 1" w:uiPriority="49"/>
+    <w:lsdException w:name="List Table 5 Dark Accent 1" w:uiPriority="50"/>
+    <w:lsdException w:name="List Table 6 Colorful Accent 1" w:uiPriority="51"/>
+    <w:lsdException w:name="List Table 7 Colorful Accent 1" w:uiPriority="52"/>
+    <w:lsdException w:name="List Table 1 Light Accent 2" w:uiPriority="46"/>
+    <w:lsdException w:name="List Table 2 Accent 2" w:uiPriority="47"/>
+    <w:lsdException w:name="List Table 3 Accent 2" w:uiPriority="48"/>
+    <w:lsdException w:name="List Table 4 Accent 2" w:uiPriority="49"/>
+    <w:lsdException w:name="List Table 5 Dark Accent 2" w:uiPriority="50"/>
+    <w:lsdException w:name="List Table 6 Colorful Accent 2" w:uiPriority="51"/>
+    <w:lsdException w:name="List Table 7 Colorful Accent 2" w:uiPriority="52"/>
+    <w:lsdException w:name="List Table 1 Light Accent 3" w:uiPriority="46"/>
+    <w:lsdException w:name="List Table 2 Accent 3" w:uiPriority="47"/>
+    <w:lsdException w:name="List Table 3 Accent 3" w:uiPriority="48"/>
+    <w:lsdException w:name="List Table 4 Accent 3" w:uiPriority="49"/>
+    <w:lsdException w:name="List Table 5 Dark Accent 3" w:uiPriority="50"/>
+    <w:lsdException w:name="List Table 6 Colorful Accent 3" w:uiPriority="51"/>
+    <w:lsdException w:name="List Table 7 Colorful Accent 3" w:uiPriority="52"/>
+    <w:lsdException w:name="List Table 1 Light Accent 4" w:uiPriority="46"/>
+    <w:lsdException w:name="List Table 2 Accent 4" w:uiPriority="47"/>
+    <w:lsdException w:name="List Table 3 Accent 4" w:uiPriority="48"/>
+    <w:lsdException w:name="List Table 4 Accent 4" w:uiPriority="49"/>
+    <w:lsdException w:name="List Table 5 Dark Accent 4" w:uiPriority="50"/>
+    <w:lsdException w:name="List Table 6 Colorful Accent 4" w:uiPriority="51"/>
+    <w:lsdException w:name="List Table 7 Colorful Accent 4" w:uiPriority="52"/>
+    <w:lsdException w:name="List Table 1 Light Accent 5" w:uiPriority="46"/>
+    <w:lsdException w:name="List Table 2 Accent 5" w:uiPriority="47"/>
+    <w:lsdException w:name="List Table 3 Accent 5" w:uiPriority="48"/>
+    <w:lsdException w:name="List Table 4 Accent 5" w:uiPriority="49"/>
+    <w:lsdException w:name="List Table 5 Dark Accent 5" w:uiPriority="50"/>
+    <w:lsdException w:name="List Table 6 Colorful Accent 5" w:uiPriority="51"/>
+    <w:lsdException w:name="List Table 7 Colorful Accent 5" w:uiPriority="52"/>
+    <w:lsdException w:name="List Table 1 Light Accent 6" w:uiPriority="46"/>
+    <w:lsdException w:name="List Table 2 Accent 6" w:uiPriority="47"/>
+    <w:lsdException w:name="List Table 3 Accent 6" w:uiPriority="48"/>
+    <w:lsdException w:name="List Table 4 Accent 6" w:uiPriority="49"/>
+    <w:lsdException w:name="List Table 5 Dark Accent 6" w:uiPriority="50"/>
+    <w:lsdException w:name="List Table 6 Colorful Accent 6" w:uiPriority="51"/>
+    <w:lsdException w:name="List Table 7 Colorful Accent 6" w:uiPriority="52"/>
+    <w:lsdException w:name="Mention" w:semiHidden="1" w:unhideWhenUsed="1"/>
+    <w:lsdException w:name="Smart Hyperlink" w:semiHidden="1" w:unhideWhenUsed="1"/>
+    <w:lsdException w:name="Hashtag" w:semiHidden="1" w:unhideWhenUsed="1"/>
+    <w:lsdException w:name="Unresolved Mention" w:semiHidden="1" w:unhideWhenUsed="1"/>
+    <w:lsdException w:name="Smart Link" w:semiHidden="1" w:unhideWhenUsed="1"/>
   </w:latentStyles>
-  <w:style w:type="paragraph" w:default="1" w:styleId="1">
+  <w:style w:type="paragraph" w:default="1" w:styleId="a">
     <w:name w:val="Normal"/>
     <w:qFormat/>
-    <w:uiPriority w:val="0"/>
     <w:pPr>
       <w:widowControl w:val="0"/>
       <w:jc w:val="both"/>
     </w:pPr>
     <w:rPr>
-      <w:rFonts w:ascii="Times New Roman" w:hAnsi="Times New Roman" w:eastAsia="宋体" w:cstheme="minorBidi"/>
       <w:kern w:val="2"/>
       <w:sz w:val="24"/>
       <w:szCs w:val="24"/>
-      <w:lang w:val="en-US" w:eastAsia="zh-CN" w:bidi="ar-SA"/>
-    </w:rPr>
-  </w:style>
-  <w:style w:type="paragraph" w:styleId="2">
+    </w:rPr>
+  </w:style>
+  <w:style w:type="paragraph" w:styleId="1">
     <w:name w:val="heading 1"/>
-    <w:basedOn w:val="1"/>
-    <w:next w:val="1"/>
-    <w:link w:val="18"/>
-    <w:qFormat/>
+    <w:basedOn w:val="a"/>
+    <w:next w:val="a"/>
+    <w:link w:val="10"/>
     <w:uiPriority w:val="9"/>
+    <w:qFormat/>
     <w:pPr>
       <w:keepNext/>
       <w:keepLines/>
@@ -1096,21 +1254,21 @@
       <w:outlineLvl w:val="0"/>
     </w:pPr>
     <w:rPr>
-      <w:rFonts w:asciiTheme="majorHAnsi" w:hAnsiTheme="majorHAnsi" w:eastAsiaTheme="majorEastAsia" w:cstheme="majorBidi"/>
-      <w:color w:val="2F5597" w:themeColor="accent1" w:themeShade="BF"/>
+      <w:rFonts w:asciiTheme="majorHAnsi" w:eastAsiaTheme="majorEastAsia" w:hAnsiTheme="majorHAnsi" w:cstheme="majorBidi"/>
+      <w:color w:val="2F5496" w:themeColor="accent1" w:themeShade="BF"/>
       <w:sz w:val="48"/>
       <w:szCs w:val="48"/>
     </w:rPr>
   </w:style>
-  <w:style w:type="paragraph" w:styleId="3">
+  <w:style w:type="paragraph" w:styleId="2">
     <w:name w:val="heading 2"/>
-    <w:basedOn w:val="1"/>
-    <w:next w:val="1"/>
-    <w:link w:val="19"/>
+    <w:basedOn w:val="a"/>
+    <w:next w:val="a"/>
+    <w:link w:val="20"/>
+    <w:uiPriority w:val="9"/>
     <w:semiHidden/>
     <w:unhideWhenUsed/>
     <w:qFormat/>
-    <w:uiPriority w:val="9"/>
     <w:pPr>
       <w:keepNext/>
       <w:keepLines/>
@@ -1118,21 +1276,21 @@
       <w:outlineLvl w:val="1"/>
     </w:pPr>
     <w:rPr>
-      <w:rFonts w:asciiTheme="majorHAnsi" w:hAnsiTheme="majorHAnsi" w:eastAsiaTheme="majorEastAsia" w:cstheme="majorBidi"/>
-      <w:color w:val="2F5597" w:themeColor="accent1" w:themeShade="BF"/>
+      <w:rFonts w:asciiTheme="majorHAnsi" w:eastAsiaTheme="majorEastAsia" w:hAnsiTheme="majorHAnsi" w:cstheme="majorBidi"/>
+      <w:color w:val="2F5496" w:themeColor="accent1" w:themeShade="BF"/>
       <w:sz w:val="40"/>
       <w:szCs w:val="40"/>
     </w:rPr>
   </w:style>
-  <w:style w:type="paragraph" w:styleId="4">
+  <w:style w:type="paragraph" w:styleId="3">
     <w:name w:val="heading 3"/>
-    <w:basedOn w:val="1"/>
-    <w:next w:val="1"/>
-    <w:link w:val="20"/>
+    <w:basedOn w:val="a"/>
+    <w:next w:val="a"/>
+    <w:link w:val="30"/>
+    <w:uiPriority w:val="9"/>
     <w:semiHidden/>
     <w:unhideWhenUsed/>
     <w:qFormat/>
-    <w:uiPriority w:val="9"/>
     <w:pPr>
       <w:keepNext/>
       <w:keepLines/>
@@ -1140,21 +1298,21 @@
       <w:outlineLvl w:val="2"/>
     </w:pPr>
     <w:rPr>
-      <w:rFonts w:asciiTheme="majorHAnsi" w:hAnsiTheme="majorHAnsi" w:eastAsiaTheme="majorEastAsia" w:cstheme="majorBidi"/>
-      <w:color w:val="2F5597" w:themeColor="accent1" w:themeShade="BF"/>
+      <w:rFonts w:asciiTheme="majorHAnsi" w:eastAsiaTheme="majorEastAsia" w:hAnsiTheme="majorHAnsi" w:cstheme="majorBidi"/>
+      <w:color w:val="2F5496" w:themeColor="accent1" w:themeShade="BF"/>
       <w:sz w:val="32"/>
       <w:szCs w:val="32"/>
     </w:rPr>
   </w:style>
-  <w:style w:type="paragraph" w:styleId="5">
+  <w:style w:type="paragraph" w:styleId="4">
     <w:name w:val="heading 4"/>
-    <w:basedOn w:val="1"/>
-    <w:next w:val="1"/>
-    <w:link w:val="21"/>
+    <w:basedOn w:val="a"/>
+    <w:next w:val="a"/>
+    <w:link w:val="40"/>
+    <w:uiPriority w:val="9"/>
     <w:semiHidden/>
     <w:unhideWhenUsed/>
     <w:qFormat/>
-    <w:uiPriority w:val="9"/>
     <w:pPr>
       <w:keepNext/>
       <w:keepLines/>
@@ -1162,21 +1320,21 @@
       <w:outlineLvl w:val="3"/>
     </w:pPr>
     <w:rPr>
-      <w:rFonts w:asciiTheme="minorHAnsi" w:hAnsiTheme="minorHAnsi" w:eastAsiaTheme="minorEastAsia" w:cstheme="majorBidi"/>
-      <w:color w:val="2F5597" w:themeColor="accent1" w:themeShade="BF"/>
+      <w:rFonts w:asciiTheme="minorHAnsi" w:eastAsiaTheme="minorEastAsia" w:hAnsiTheme="minorHAnsi" w:cstheme="majorBidi"/>
+      <w:color w:val="2F5496" w:themeColor="accent1" w:themeShade="BF"/>
       <w:sz w:val="28"/>
       <w:szCs w:val="28"/>
     </w:rPr>
   </w:style>
-  <w:style w:type="paragraph" w:styleId="6">
+  <w:style w:type="paragraph" w:styleId="5">
     <w:name w:val="heading 5"/>
-    <w:basedOn w:val="1"/>
-    <w:next w:val="1"/>
-    <w:link w:val="22"/>
+    <w:basedOn w:val="a"/>
+    <w:next w:val="a"/>
+    <w:link w:val="50"/>
+    <w:uiPriority w:val="9"/>
     <w:semiHidden/>
     <w:unhideWhenUsed/>
     <w:qFormat/>
-    <w:uiPriority w:val="9"/>
     <w:pPr>
       <w:keepNext/>
       <w:keepLines/>
@@ -1184,19 +1342,19 @@
       <w:outlineLvl w:val="4"/>
     </w:pPr>
     <w:rPr>
-      <w:rFonts w:asciiTheme="minorHAnsi" w:hAnsiTheme="minorHAnsi" w:eastAsiaTheme="minorEastAsia" w:cstheme="majorBidi"/>
-      <w:color w:val="2F5597" w:themeColor="accent1" w:themeShade="BF"/>
-    </w:rPr>
-  </w:style>
-  <w:style w:type="paragraph" w:styleId="7">
+      <w:rFonts w:asciiTheme="minorHAnsi" w:eastAsiaTheme="minorEastAsia" w:hAnsiTheme="minorHAnsi" w:cstheme="majorBidi"/>
+      <w:color w:val="2F5496" w:themeColor="accent1" w:themeShade="BF"/>
+    </w:rPr>
+  </w:style>
+  <w:style w:type="paragraph" w:styleId="6">
     <w:name w:val="heading 6"/>
-    <w:basedOn w:val="1"/>
-    <w:next w:val="1"/>
-    <w:link w:val="23"/>
+    <w:basedOn w:val="a"/>
+    <w:next w:val="a"/>
+    <w:link w:val="60"/>
+    <w:uiPriority w:val="9"/>
     <w:semiHidden/>
     <w:unhideWhenUsed/>
     <w:qFormat/>
-    <w:uiPriority w:val="9"/>
     <w:pPr>
       <w:keepNext/>
       <w:keepLines/>
@@ -1204,21 +1362,21 @@
       <w:outlineLvl w:val="5"/>
     </w:pPr>
     <w:rPr>
-      <w:rFonts w:asciiTheme="minorHAnsi" w:hAnsiTheme="minorHAnsi" w:eastAsiaTheme="minorEastAsia" w:cstheme="majorBidi"/>
+      <w:rFonts w:asciiTheme="minorHAnsi" w:eastAsiaTheme="minorEastAsia" w:hAnsiTheme="minorHAnsi" w:cstheme="majorBidi"/>
       <w:b/>
       <w:bCs/>
-      <w:color w:val="2F5597" w:themeColor="accent1" w:themeShade="BF"/>
-    </w:rPr>
-  </w:style>
-  <w:style w:type="paragraph" w:styleId="8">
+      <w:color w:val="2F5496" w:themeColor="accent1" w:themeShade="BF"/>
+    </w:rPr>
+  </w:style>
+  <w:style w:type="paragraph" w:styleId="7">
     <w:name w:val="heading 7"/>
-    <w:basedOn w:val="1"/>
-    <w:next w:val="1"/>
-    <w:link w:val="24"/>
+    <w:basedOn w:val="a"/>
+    <w:next w:val="a"/>
+    <w:link w:val="70"/>
+    <w:uiPriority w:val="9"/>
     <w:semiHidden/>
     <w:unhideWhenUsed/>
     <w:qFormat/>
-    <w:uiPriority w:val="9"/>
     <w:pPr>
       <w:keepNext/>
       <w:keepLines/>
@@ -1226,86 +1384,63 @@
       <w:outlineLvl w:val="6"/>
     </w:pPr>
     <w:rPr>
-      <w:rFonts w:asciiTheme="minorHAnsi" w:hAnsiTheme="minorHAnsi" w:eastAsiaTheme="minorEastAsia" w:cstheme="majorBidi"/>
+      <w:rFonts w:asciiTheme="minorHAnsi" w:eastAsiaTheme="minorEastAsia" w:hAnsiTheme="minorHAnsi" w:cstheme="majorBidi"/>
       <w:b/>
       <w:bCs/>
       <w:color w:val="595959" w:themeColor="text1" w:themeTint="A6"/>
-      <w14:textFill>
-        <w14:solidFill>
-          <w14:schemeClr w14:val="tx1">
-            <w14:lumMod w14:val="65000"/>
-            <w14:lumOff w14:val="35000"/>
-          </w14:schemeClr>
-        </w14:solidFill>
-      </w14:textFill>
-    </w:rPr>
-  </w:style>
-  <w:style w:type="paragraph" w:styleId="9">
+    </w:rPr>
+  </w:style>
+  <w:style w:type="paragraph" w:styleId="8">
     <w:name w:val="heading 8"/>
-    <w:basedOn w:val="1"/>
-    <w:next w:val="1"/>
-    <w:link w:val="25"/>
+    <w:basedOn w:val="a"/>
+    <w:next w:val="a"/>
+    <w:link w:val="80"/>
+    <w:uiPriority w:val="9"/>
     <w:semiHidden/>
     <w:unhideWhenUsed/>
     <w:qFormat/>
-    <w:uiPriority w:val="9"/>
     <w:pPr>
       <w:keepNext/>
       <w:keepLines/>
       <w:outlineLvl w:val="7"/>
     </w:pPr>
     <w:rPr>
-      <w:rFonts w:asciiTheme="minorHAnsi" w:hAnsiTheme="minorHAnsi" w:eastAsiaTheme="minorEastAsia" w:cstheme="majorBidi"/>
+      <w:rFonts w:asciiTheme="minorHAnsi" w:eastAsiaTheme="minorEastAsia" w:hAnsiTheme="minorHAnsi" w:cstheme="majorBidi"/>
       <w:color w:val="595959" w:themeColor="text1" w:themeTint="A6"/>
-      <w14:textFill>
-        <w14:solidFill>
-          <w14:schemeClr w14:val="tx1">
-            <w14:lumMod w14:val="65000"/>
-            <w14:lumOff w14:val="35000"/>
-          </w14:schemeClr>
-        </w14:solidFill>
-      </w14:textFill>
-    </w:rPr>
-  </w:style>
-  <w:style w:type="paragraph" w:styleId="10">
+    </w:rPr>
+  </w:style>
+  <w:style w:type="paragraph" w:styleId="9">
     <w:name w:val="heading 9"/>
-    <w:basedOn w:val="1"/>
-    <w:next w:val="1"/>
-    <w:link w:val="26"/>
+    <w:basedOn w:val="a"/>
+    <w:next w:val="a"/>
+    <w:link w:val="90"/>
+    <w:uiPriority w:val="9"/>
     <w:semiHidden/>
     <w:unhideWhenUsed/>
     <w:qFormat/>
-    <w:uiPriority w:val="9"/>
     <w:pPr>
       <w:keepNext/>
       <w:keepLines/>
       <w:outlineLvl w:val="8"/>
     </w:pPr>
     <w:rPr>
-      <w:rFonts w:asciiTheme="minorHAnsi" w:hAnsiTheme="minorHAnsi" w:eastAsiaTheme="majorEastAsia" w:cstheme="majorBidi"/>
+      <w:rFonts w:asciiTheme="minorHAnsi" w:eastAsiaTheme="majorEastAsia" w:hAnsiTheme="minorHAnsi" w:cstheme="majorBidi"/>
       <w:color w:val="595959" w:themeColor="text1" w:themeTint="A6"/>
-      <w14:textFill>
-        <w14:solidFill>
-          <w14:schemeClr w14:val="tx1">
-            <w14:lumMod w14:val="65000"/>
-            <w14:lumOff w14:val="35000"/>
-          </w14:schemeClr>
-        </w14:solidFill>
-      </w14:textFill>
-    </w:rPr>
-  </w:style>
-  <w:style w:type="character" w:default="1" w:styleId="17">
+    </w:rPr>
+  </w:style>
+  <w:style w:type="character" w:default="1" w:styleId="a0">
     <w:name w:val="Default Paragraph Font"/>
+    <w:uiPriority w:val="1"/>
     <w:semiHidden/>
     <w:unhideWhenUsed/>
-    <w:uiPriority w:val="1"/>
-  </w:style>
-  <w:style w:type="table" w:default="1" w:styleId="16">
+  </w:style>
+  <w:style w:type="table" w:default="1" w:styleId="a1">
     <w:name w:val="Normal Table"/>
+    <w:uiPriority w:val="99"/>
     <w:semiHidden/>
     <w:unhideWhenUsed/>
-    <w:uiPriority w:val="99"/>
     <w:tblPr>
+      <w:tblInd w:w="0" w:type="dxa"/>
       <w:tblCellMar>
         <w:top w:w="0" w:type="dxa"/>
         <w:left w:w="108" w:type="dxa"/>
@@ -1314,12 +1449,17 @@
       </w:tblCellMar>
     </w:tblPr>
   </w:style>
-  <w:style w:type="paragraph" w:styleId="11">
+  <w:style w:type="numbering" w:default="1" w:styleId="a2">
+    <w:name w:val="No List"/>
+    <w:uiPriority w:val="99"/>
+    <w:semiHidden/>
+    <w:unhideWhenUsed/>
+  </w:style>
+  <w:style w:type="paragraph" w:styleId="a3">
     <w:name w:val="caption"/>
-    <w:basedOn w:val="1"/>
-    <w:next w:val="1"/>
-    <w:qFormat/>
-    <w:uiPriority w:val="0"/>
+    <w:basedOn w:val="a"/>
+    <w:next w:val="a"/>
+    <w:qFormat/>
     <w:pPr>
       <w:widowControl/>
       <w:overflowPunct w:val="0"/>
@@ -1332,13 +1472,13 @@
       <w:szCs w:val="20"/>
     </w:rPr>
   </w:style>
-  <w:style w:type="paragraph" w:styleId="12">
+  <w:style w:type="paragraph" w:styleId="a4">
     <w:name w:val="footer"/>
-    <w:basedOn w:val="1"/>
-    <w:link w:val="37"/>
+    <w:basedOn w:val="a"/>
+    <w:link w:val="a5"/>
+    <w:uiPriority w:val="99"/>
     <w:unhideWhenUsed/>
     <w:qFormat/>
-    <w:uiPriority w:val="99"/>
     <w:pPr>
       <w:tabs>
         <w:tab w:val="center" w:pos="4153"/>
@@ -1352,13 +1492,13 @@
       <w:szCs w:val="18"/>
     </w:rPr>
   </w:style>
-  <w:style w:type="paragraph" w:styleId="13">
+  <w:style w:type="paragraph" w:styleId="a6">
     <w:name w:val="header"/>
-    <w:basedOn w:val="1"/>
-    <w:link w:val="36"/>
+    <w:basedOn w:val="a"/>
+    <w:link w:val="a7"/>
+    <w:uiPriority w:val="99"/>
     <w:unhideWhenUsed/>
     <w:qFormat/>
-    <w:uiPriority w:val="99"/>
     <w:pPr>
       <w:tabs>
         <w:tab w:val="center" w:pos="4153"/>
@@ -1372,236 +1512,196 @@
       <w:szCs w:val="18"/>
     </w:rPr>
   </w:style>
-  <w:style w:type="paragraph" w:styleId="14">
+  <w:style w:type="paragraph" w:styleId="a8">
     <w:name w:val="Subtitle"/>
-    <w:basedOn w:val="1"/>
-    <w:next w:val="1"/>
-    <w:link w:val="28"/>
-    <w:qFormat/>
+    <w:basedOn w:val="a"/>
+    <w:next w:val="a"/>
+    <w:link w:val="a9"/>
     <w:uiPriority w:val="11"/>
+    <w:qFormat/>
     <w:pPr>
       <w:spacing w:after="160"/>
       <w:jc w:val="center"/>
     </w:pPr>
     <w:rPr>
-      <w:rFonts w:asciiTheme="majorHAnsi" w:hAnsiTheme="majorHAnsi" w:eastAsiaTheme="majorEastAsia" w:cstheme="majorBidi"/>
+      <w:rFonts w:asciiTheme="majorHAnsi" w:eastAsiaTheme="majorEastAsia" w:hAnsiTheme="majorHAnsi" w:cstheme="majorBidi"/>
       <w:color w:val="595959" w:themeColor="text1" w:themeTint="A6"/>
       <w:spacing w:val="15"/>
       <w:sz w:val="28"/>
       <w:szCs w:val="28"/>
-      <w14:textFill>
-        <w14:solidFill>
-          <w14:schemeClr w14:val="tx1">
-            <w14:lumMod w14:val="65000"/>
-            <w14:lumOff w14:val="35000"/>
-          </w14:schemeClr>
-        </w14:solidFill>
-      </w14:textFill>
-    </w:rPr>
-  </w:style>
-  <w:style w:type="paragraph" w:styleId="15">
+    </w:rPr>
+  </w:style>
+  <w:style w:type="paragraph" w:styleId="aa">
     <w:name w:val="Title"/>
-    <w:basedOn w:val="1"/>
-    <w:next w:val="1"/>
-    <w:link w:val="27"/>
-    <w:qFormat/>
+    <w:basedOn w:val="a"/>
+    <w:next w:val="a"/>
+    <w:link w:val="ab"/>
     <w:uiPriority w:val="10"/>
+    <w:qFormat/>
     <w:pPr>
       <w:spacing w:after="80"/>
       <w:contextualSpacing/>
       <w:jc w:val="center"/>
     </w:pPr>
     <w:rPr>
-      <w:rFonts w:asciiTheme="majorHAnsi" w:hAnsiTheme="majorHAnsi" w:eastAsiaTheme="majorEastAsia" w:cstheme="majorBidi"/>
+      <w:rFonts w:asciiTheme="majorHAnsi" w:eastAsiaTheme="majorEastAsia" w:hAnsiTheme="majorHAnsi" w:cstheme="majorBidi"/>
       <w:spacing w:val="-10"/>
       <w:kern w:val="28"/>
       <w:sz w:val="56"/>
       <w:szCs w:val="56"/>
     </w:rPr>
   </w:style>
-  <w:style w:type="character" w:customStyle="1" w:styleId="18">
+  <w:style w:type="character" w:customStyle="1" w:styleId="10">
     <w:name w:val="标题 1 字符"/>
-    <w:basedOn w:val="17"/>
+    <w:basedOn w:val="a0"/>
+    <w:link w:val="1"/>
+    <w:uiPriority w:val="9"/>
+    <w:rPr>
+      <w:rFonts w:asciiTheme="majorHAnsi" w:eastAsiaTheme="majorEastAsia" w:hAnsiTheme="majorHAnsi" w:cstheme="majorBidi"/>
+      <w:color w:val="2F5496" w:themeColor="accent1" w:themeShade="BF"/>
+      <w:sz w:val="48"/>
+      <w:szCs w:val="48"/>
+    </w:rPr>
+  </w:style>
+  <w:style w:type="character" w:customStyle="1" w:styleId="20">
+    <w:name w:val="标题 2 字符"/>
+    <w:basedOn w:val="a0"/>
     <w:link w:val="2"/>
     <w:uiPriority w:val="9"/>
-    <w:rPr>
-      <w:rFonts w:asciiTheme="majorHAnsi" w:hAnsiTheme="majorHAnsi" w:eastAsiaTheme="majorEastAsia" w:cstheme="majorBidi"/>
-      <w:color w:val="2F5597" w:themeColor="accent1" w:themeShade="BF"/>
-      <w:sz w:val="48"/>
-      <w:szCs w:val="48"/>
-    </w:rPr>
-  </w:style>
-  <w:style w:type="character" w:customStyle="1" w:styleId="19">
-    <w:name w:val="标题 2 字符"/>
-    <w:basedOn w:val="17"/>
-    <w:link w:val="3"/>
     <w:semiHidden/>
-    <w:uiPriority w:val="9"/>
-    <w:rPr>
-      <w:rFonts w:asciiTheme="majorHAnsi" w:hAnsiTheme="majorHAnsi" w:eastAsiaTheme="majorEastAsia" w:cstheme="majorBidi"/>
-      <w:color w:val="2F5597" w:themeColor="accent1" w:themeShade="BF"/>
+    <w:rPr>
+      <w:rFonts w:asciiTheme="majorHAnsi" w:eastAsiaTheme="majorEastAsia" w:hAnsiTheme="majorHAnsi" w:cstheme="majorBidi"/>
+      <w:color w:val="2F5496" w:themeColor="accent1" w:themeShade="BF"/>
       <w:sz w:val="40"/>
       <w:szCs w:val="40"/>
     </w:rPr>
   </w:style>
-  <w:style w:type="character" w:customStyle="1" w:styleId="20">
+  <w:style w:type="character" w:customStyle="1" w:styleId="30">
     <w:name w:val="标题 3 字符"/>
-    <w:basedOn w:val="17"/>
-    <w:link w:val="4"/>
+    <w:basedOn w:val="a0"/>
+    <w:link w:val="3"/>
+    <w:uiPriority w:val="9"/>
     <w:semiHidden/>
-    <w:uiPriority w:val="9"/>
-    <w:rPr>
-      <w:rFonts w:asciiTheme="majorHAnsi" w:hAnsiTheme="majorHAnsi" w:eastAsiaTheme="majorEastAsia" w:cstheme="majorBidi"/>
-      <w:color w:val="2F5597" w:themeColor="accent1" w:themeShade="BF"/>
+    <w:rPr>
+      <w:rFonts w:asciiTheme="majorHAnsi" w:eastAsiaTheme="majorEastAsia" w:hAnsiTheme="majorHAnsi" w:cstheme="majorBidi"/>
+      <w:color w:val="2F5496" w:themeColor="accent1" w:themeShade="BF"/>
       <w:sz w:val="32"/>
       <w:szCs w:val="32"/>
     </w:rPr>
   </w:style>
-  <w:style w:type="character" w:customStyle="1" w:styleId="21">
+  <w:style w:type="character" w:customStyle="1" w:styleId="40">
     <w:name w:val="标题 4 字符"/>
-    <w:basedOn w:val="17"/>
-    <w:link w:val="5"/>
+    <w:basedOn w:val="a0"/>
+    <w:link w:val="4"/>
+    <w:uiPriority w:val="9"/>
     <w:semiHidden/>
     <w:qFormat/>
-    <w:uiPriority w:val="9"/>
-    <w:rPr>
-      <w:rFonts w:asciiTheme="minorHAnsi" w:hAnsiTheme="minorHAnsi" w:eastAsiaTheme="minorEastAsia" w:cstheme="majorBidi"/>
-      <w:color w:val="2F5597" w:themeColor="accent1" w:themeShade="BF"/>
+    <w:rPr>
+      <w:rFonts w:asciiTheme="minorHAnsi" w:eastAsiaTheme="minorEastAsia" w:hAnsiTheme="minorHAnsi" w:cstheme="majorBidi"/>
+      <w:color w:val="2F5496" w:themeColor="accent1" w:themeShade="BF"/>
       <w:sz w:val="28"/>
       <w:szCs w:val="28"/>
     </w:rPr>
   </w:style>
-  <w:style w:type="character" w:customStyle="1" w:styleId="22">
+  <w:style w:type="character" w:customStyle="1" w:styleId="50">
     <w:name w:val="标题 5 字符"/>
-    <w:basedOn w:val="17"/>
+    <w:basedOn w:val="a0"/>
+    <w:link w:val="5"/>
+    <w:uiPriority w:val="9"/>
+    <w:semiHidden/>
+    <w:qFormat/>
+    <w:rPr>
+      <w:rFonts w:asciiTheme="minorHAnsi" w:eastAsiaTheme="minorEastAsia" w:hAnsiTheme="minorHAnsi" w:cstheme="majorBidi"/>
+      <w:color w:val="2F5496" w:themeColor="accent1" w:themeShade="BF"/>
+    </w:rPr>
+  </w:style>
+  <w:style w:type="character" w:customStyle="1" w:styleId="60">
+    <w:name w:val="标题 6 字符"/>
+    <w:basedOn w:val="a0"/>
     <w:link w:val="6"/>
+    <w:uiPriority w:val="9"/>
     <w:semiHidden/>
     <w:qFormat/>
-    <w:uiPriority w:val="9"/>
-    <w:rPr>
-      <w:rFonts w:asciiTheme="minorHAnsi" w:hAnsiTheme="minorHAnsi" w:eastAsiaTheme="minorEastAsia" w:cstheme="majorBidi"/>
-      <w:color w:val="2F5597" w:themeColor="accent1" w:themeShade="BF"/>
-    </w:rPr>
-  </w:style>
-  <w:style w:type="character" w:customStyle="1" w:styleId="23">
-    <w:name w:val="标题 6 字符"/>
-    <w:basedOn w:val="17"/>
-    <w:link w:val="7"/>
-    <w:semiHidden/>
-    <w:qFormat/>
-    <w:uiPriority w:val="9"/>
-    <w:rPr>
-      <w:rFonts w:asciiTheme="minorHAnsi" w:hAnsiTheme="minorHAnsi" w:eastAsiaTheme="minorEastAsia" w:cstheme="majorBidi"/>
+    <w:rPr>
+      <w:rFonts w:asciiTheme="minorHAnsi" w:eastAsiaTheme="minorEastAsia" w:hAnsiTheme="minorHAnsi" w:cstheme="majorBidi"/>
       <w:b/>
       <w:bCs/>
-      <w:color w:val="2F5597" w:themeColor="accent1" w:themeShade="BF"/>
-    </w:rPr>
-  </w:style>
-  <w:style w:type="character" w:customStyle="1" w:styleId="24">
+      <w:color w:val="2F5496" w:themeColor="accent1" w:themeShade="BF"/>
+    </w:rPr>
+  </w:style>
+  <w:style w:type="character" w:customStyle="1" w:styleId="70">
     <w:name w:val="标题 7 字符"/>
-    <w:basedOn w:val="17"/>
-    <w:link w:val="8"/>
+    <w:basedOn w:val="a0"/>
+    <w:link w:val="7"/>
+    <w:uiPriority w:val="9"/>
     <w:semiHidden/>
     <w:qFormat/>
-    <w:uiPriority w:val="9"/>
-    <w:rPr>
-      <w:rFonts w:asciiTheme="minorHAnsi" w:hAnsiTheme="minorHAnsi" w:eastAsiaTheme="minorEastAsia" w:cstheme="majorBidi"/>
+    <w:rPr>
+      <w:rFonts w:asciiTheme="minorHAnsi" w:eastAsiaTheme="minorEastAsia" w:hAnsiTheme="minorHAnsi" w:cstheme="majorBidi"/>
       <w:b/>
       <w:bCs/>
       <w:color w:val="595959" w:themeColor="text1" w:themeTint="A6"/>
-      <w14:textFill>
-        <w14:solidFill>
-          <w14:schemeClr w14:val="tx1">
-            <w14:lumMod w14:val="65000"/>
-            <w14:lumOff w14:val="35000"/>
-          </w14:schemeClr>
-        </w14:solidFill>
-      </w14:textFill>
-    </w:rPr>
-  </w:style>
-  <w:style w:type="character" w:customStyle="1" w:styleId="25">
+    </w:rPr>
+  </w:style>
+  <w:style w:type="character" w:customStyle="1" w:styleId="80">
     <w:name w:val="标题 8 字符"/>
-    <w:basedOn w:val="17"/>
+    <w:basedOn w:val="a0"/>
+    <w:link w:val="8"/>
+    <w:uiPriority w:val="9"/>
+    <w:semiHidden/>
+    <w:qFormat/>
+    <w:rPr>
+      <w:rFonts w:asciiTheme="minorHAnsi" w:eastAsiaTheme="minorEastAsia" w:hAnsiTheme="minorHAnsi" w:cstheme="majorBidi"/>
+      <w:color w:val="595959" w:themeColor="text1" w:themeTint="A6"/>
+    </w:rPr>
+  </w:style>
+  <w:style w:type="character" w:customStyle="1" w:styleId="90">
+    <w:name w:val="标题 9 字符"/>
+    <w:basedOn w:val="a0"/>
     <w:link w:val="9"/>
+    <w:uiPriority w:val="9"/>
     <w:semiHidden/>
     <w:qFormat/>
-    <w:uiPriority w:val="9"/>
-    <w:rPr>
-      <w:rFonts w:asciiTheme="minorHAnsi" w:hAnsiTheme="minorHAnsi" w:eastAsiaTheme="minorEastAsia" w:cstheme="majorBidi"/>
+    <w:rPr>
+      <w:rFonts w:asciiTheme="minorHAnsi" w:eastAsiaTheme="majorEastAsia" w:hAnsiTheme="minorHAnsi" w:cstheme="majorBidi"/>
       <w:color w:val="595959" w:themeColor="text1" w:themeTint="A6"/>
-      <w14:textFill>
-        <w14:solidFill>
-          <w14:schemeClr w14:val="tx1">
-            <w14:lumMod w14:val="65000"/>
-            <w14:lumOff w14:val="35000"/>
-          </w14:schemeClr>
-        </w14:solidFill>
-      </w14:textFill>
-    </w:rPr>
-  </w:style>
-  <w:style w:type="character" w:customStyle="1" w:styleId="26">
-    <w:name w:val="标题 9 字符"/>
-    <w:basedOn w:val="17"/>
-    <w:link w:val="10"/>
-    <w:semiHidden/>
-    <w:qFormat/>
-    <w:uiPriority w:val="9"/>
-    <w:rPr>
-      <w:rFonts w:asciiTheme="minorHAnsi" w:hAnsiTheme="minorHAnsi" w:eastAsiaTheme="majorEastAsia" w:cstheme="majorBidi"/>
-      <w:color w:val="595959" w:themeColor="text1" w:themeTint="A6"/>
-      <w14:textFill>
-        <w14:solidFill>
-          <w14:schemeClr w14:val="tx1">
-            <w14:lumMod w14:val="65000"/>
-            <w14:lumOff w14:val="35000"/>
-          </w14:schemeClr>
-        </w14:solidFill>
-      </w14:textFill>
-    </w:rPr>
-  </w:style>
-  <w:style w:type="character" w:customStyle="1" w:styleId="27">
+    </w:rPr>
+  </w:style>
+  <w:style w:type="character" w:customStyle="1" w:styleId="ab">
     <w:name w:val="标题 字符"/>
-    <w:basedOn w:val="17"/>
-    <w:link w:val="15"/>
-    <w:qFormat/>
+    <w:basedOn w:val="a0"/>
+    <w:link w:val="aa"/>
     <w:uiPriority w:val="10"/>
-    <w:rPr>
-      <w:rFonts w:asciiTheme="majorHAnsi" w:hAnsiTheme="majorHAnsi" w:eastAsiaTheme="majorEastAsia" w:cstheme="majorBidi"/>
+    <w:qFormat/>
+    <w:rPr>
+      <w:rFonts w:asciiTheme="majorHAnsi" w:eastAsiaTheme="majorEastAsia" w:hAnsiTheme="majorHAnsi" w:cstheme="majorBidi"/>
       <w:spacing w:val="-10"/>
       <w:kern w:val="28"/>
       <w:sz w:val="56"/>
       <w:szCs w:val="56"/>
     </w:rPr>
   </w:style>
-  <w:style w:type="character" w:customStyle="1" w:styleId="28">
+  <w:style w:type="character" w:customStyle="1" w:styleId="a9">
     <w:name w:val="副标题 字符"/>
-    <w:basedOn w:val="17"/>
-    <w:link w:val="14"/>
-    <w:qFormat/>
+    <w:basedOn w:val="a0"/>
+    <w:link w:val="a8"/>
     <w:uiPriority w:val="11"/>
-    <w:rPr>
-      <w:rFonts w:asciiTheme="majorHAnsi" w:hAnsiTheme="majorHAnsi" w:eastAsiaTheme="majorEastAsia" w:cstheme="majorBidi"/>
+    <w:qFormat/>
+    <w:rPr>
+      <w:rFonts w:asciiTheme="majorHAnsi" w:eastAsiaTheme="majorEastAsia" w:hAnsiTheme="majorHAnsi" w:cstheme="majorBidi"/>
       <w:color w:val="595959" w:themeColor="text1" w:themeTint="A6"/>
       <w:spacing w:val="15"/>
       <w:sz w:val="28"/>
       <w:szCs w:val="28"/>
-      <w14:textFill>
-        <w14:solidFill>
-          <w14:schemeClr w14:val="tx1">
-            <w14:lumMod w14:val="65000"/>
-            <w14:lumOff w14:val="35000"/>
-          </w14:schemeClr>
-        </w14:solidFill>
-      </w14:textFill>
-    </w:rPr>
-  </w:style>
-  <w:style w:type="paragraph" w:styleId="29">
+    </w:rPr>
+  </w:style>
+  <w:style w:type="paragraph" w:styleId="ac">
     <w:name w:val="Quote"/>
-    <w:basedOn w:val="1"/>
-    <w:next w:val="1"/>
-    <w:link w:val="30"/>
-    <w:qFormat/>
+    <w:basedOn w:val="a"/>
+    <w:next w:val="a"/>
+    <w:link w:val="ad"/>
     <w:uiPriority w:val="29"/>
+    <w:qFormat/>
     <w:pPr>
       <w:spacing w:before="160" w:after="160"/>
       <w:jc w:val="center"/>
@@ -1610,68 +1710,52 @@
       <w:i/>
       <w:iCs/>
       <w:color w:val="404040" w:themeColor="text1" w:themeTint="BF"/>
-      <w14:textFill>
-        <w14:solidFill>
-          <w14:schemeClr w14:val="tx1">
-            <w14:lumMod w14:val="75000"/>
-            <w14:lumOff w14:val="25000"/>
-          </w14:schemeClr>
-        </w14:solidFill>
-      </w14:textFill>
-    </w:rPr>
-  </w:style>
-  <w:style w:type="character" w:customStyle="1" w:styleId="30">
+    </w:rPr>
+  </w:style>
+  <w:style w:type="character" w:customStyle="1" w:styleId="ad">
     <w:name w:val="引用 字符"/>
-    <w:basedOn w:val="17"/>
-    <w:link w:val="29"/>
-    <w:qFormat/>
+    <w:basedOn w:val="a0"/>
+    <w:link w:val="ac"/>
     <w:uiPriority w:val="29"/>
+    <w:qFormat/>
     <w:rPr>
       <w:i/>
       <w:iCs/>
       <w:color w:val="404040" w:themeColor="text1" w:themeTint="BF"/>
-      <w14:textFill>
-        <w14:solidFill>
-          <w14:schemeClr w14:val="tx1">
-            <w14:lumMod w14:val="75000"/>
-            <w14:lumOff w14:val="25000"/>
-          </w14:schemeClr>
-        </w14:solidFill>
-      </w14:textFill>
-    </w:rPr>
-  </w:style>
-  <w:style w:type="paragraph" w:styleId="31">
+    </w:rPr>
+  </w:style>
+  <w:style w:type="paragraph" w:styleId="ae">
     <w:name w:val="List Paragraph"/>
-    <w:basedOn w:val="1"/>
-    <w:qFormat/>
+    <w:basedOn w:val="a"/>
     <w:uiPriority w:val="34"/>
+    <w:qFormat/>
     <w:pPr>
       <w:ind w:left="720"/>
       <w:contextualSpacing/>
     </w:pPr>
   </w:style>
-  <w:style w:type="character" w:customStyle="1" w:styleId="32">
-    <w:name w:val="Intense Emphasis"/>
-    <w:basedOn w:val="17"/>
-    <w:qFormat/>
+  <w:style w:type="character" w:customStyle="1" w:styleId="11">
+    <w:name w:val="明显强调1"/>
+    <w:basedOn w:val="a0"/>
     <w:uiPriority w:val="21"/>
+    <w:qFormat/>
     <w:rPr>
       <w:i/>
       <w:iCs/>
-      <w:color w:val="2F5597" w:themeColor="accent1" w:themeShade="BF"/>
-    </w:rPr>
-  </w:style>
-  <w:style w:type="paragraph" w:styleId="33">
+      <w:color w:val="2F5496" w:themeColor="accent1" w:themeShade="BF"/>
+    </w:rPr>
+  </w:style>
+  <w:style w:type="paragraph" w:styleId="af">
     <w:name w:val="Intense Quote"/>
-    <w:basedOn w:val="1"/>
-    <w:next w:val="1"/>
-    <w:link w:val="34"/>
-    <w:qFormat/>
+    <w:basedOn w:val="a"/>
+    <w:next w:val="a"/>
+    <w:link w:val="af0"/>
     <w:uiPriority w:val="30"/>
+    <w:qFormat/>
     <w:pPr>
       <w:pBdr>
-        <w:top w:val="single" w:color="2F5496" w:themeColor="accent1" w:themeShade="BF" w:sz="4" w:space="10"/>
-        <w:bottom w:val="single" w:color="2F5496" w:themeColor="accent1" w:themeShade="BF" w:sz="4" w:space="10"/>
+        <w:top w:val="single" w:sz="4" w:space="10" w:color="2F5496" w:themeColor="accent1" w:themeShade="BF"/>
+        <w:bottom w:val="single" w:sz="4" w:space="10" w:color="2F5496" w:themeColor="accent1" w:themeShade="BF"/>
       </w:pBdr>
       <w:spacing w:before="360" w:after="360"/>
       <w:ind w:left="864" w:right="864"/>
@@ -1680,51 +1764,51 @@
     <w:rPr>
       <w:i/>
       <w:iCs/>
-      <w:color w:val="2F5597" w:themeColor="accent1" w:themeShade="BF"/>
-    </w:rPr>
-  </w:style>
-  <w:style w:type="character" w:customStyle="1" w:styleId="34">
+      <w:color w:val="2F5496" w:themeColor="accent1" w:themeShade="BF"/>
+    </w:rPr>
+  </w:style>
+  <w:style w:type="character" w:customStyle="1" w:styleId="af0">
     <w:name w:val="明显引用 字符"/>
-    <w:basedOn w:val="17"/>
-    <w:link w:val="33"/>
-    <w:qFormat/>
+    <w:basedOn w:val="a0"/>
+    <w:link w:val="af"/>
     <w:uiPriority w:val="30"/>
+    <w:qFormat/>
     <w:rPr>
       <w:i/>
       <w:iCs/>
-      <w:color w:val="2F5597" w:themeColor="accent1" w:themeShade="BF"/>
-    </w:rPr>
-  </w:style>
-  <w:style w:type="character" w:customStyle="1" w:styleId="35">
-    <w:name w:val="Intense Reference"/>
-    <w:basedOn w:val="17"/>
-    <w:qFormat/>
+      <w:color w:val="2F5496" w:themeColor="accent1" w:themeShade="BF"/>
+    </w:rPr>
+  </w:style>
+  <w:style w:type="character" w:customStyle="1" w:styleId="12">
+    <w:name w:val="明显参考1"/>
+    <w:basedOn w:val="a0"/>
     <w:uiPriority w:val="32"/>
+    <w:qFormat/>
     <w:rPr>
       <w:b/>
       <w:bCs/>
       <w:smallCaps/>
-      <w:color w:val="2F5597" w:themeColor="accent1" w:themeShade="BF"/>
+      <w:color w:val="2F5496" w:themeColor="accent1" w:themeShade="BF"/>
       <w:spacing w:val="5"/>
     </w:rPr>
   </w:style>
-  <w:style w:type="character" w:customStyle="1" w:styleId="36">
+  <w:style w:type="character" w:customStyle="1" w:styleId="a7">
     <w:name w:val="页眉 字符"/>
-    <w:basedOn w:val="17"/>
-    <w:link w:val="13"/>
-    <w:qFormat/>
+    <w:basedOn w:val="a0"/>
+    <w:link w:val="a6"/>
     <w:uiPriority w:val="99"/>
+    <w:qFormat/>
     <w:rPr>
       <w:sz w:val="18"/>
       <w:szCs w:val="18"/>
     </w:rPr>
   </w:style>
-  <w:style w:type="character" w:customStyle="1" w:styleId="37">
+  <w:style w:type="character" w:customStyle="1" w:styleId="a5">
     <w:name w:val="页脚 字符"/>
-    <w:basedOn w:val="17"/>
-    <w:link w:val="12"/>
-    <w:qFormat/>
+    <w:basedOn w:val="a0"/>
+    <w:link w:val="a4"/>
     <w:uiPriority w:val="99"/>
+    <w:qFormat/>
     <w:rPr>
       <w:sz w:val="18"/>
       <w:szCs w:val="18"/>
@@ -1985,5 +2069,6 @@
     </a:fmtScheme>
   </a:themeElements>
   <a:objectDefaults/>
+  <a:extraClrSchemeLst/>
 </a:theme>
 </file>